--- a/report_default_logic.docx
+++ b/report_default_logic.docx
@@ -93,7 +93,7 @@
         <w:rPr>
           <w:color w:val="000000"/>
         </w:rPr>
-        <w:t>1. Загрузка и подготовка данных</w:t>
+        <w:t>1. Анализ исходных данных</w:t>
       </w:r>
     </w:p>
     <w:tbl>
@@ -340,7 +340,7 @@
                 <w:color w:val="000000"/>
                 <w:sz w:val="18"/>
               </w:rPr>
-              <w:t>Ключ: ИНН + номер ФП + тип + дата идентификации</w:t>
+              <w:t>Ключ: ИНН + номер фактора + тип + дата идентификации</w:t>
             </w:r>
           </w:p>
         </w:tc>
@@ -472,13 +472,13 @@
     </w:p>
     <w:p>
       <w:pPr>
-        <w:pStyle w:val="Heading1"/>
+        <w:pStyle w:val="Heading2"/>
       </w:pPr>
       <w:r>
         <w:rPr>
           <w:color w:val="000000"/>
         </w:rPr>
-        <w:t>2. Проверка наличия определяющих факторов</w:t>
+        <w:t>1.1. Логика определения дефолта компании</w:t>
       </w:r>
     </w:p>
     <w:p>
@@ -486,7 +486,462 @@
         <w:rPr>
           <w:color w:val="000000"/>
         </w:rPr>
-        <w:t>Для каждого сегмента определён набор ФП и СФП, наличие хотя бы одного из которых означает дефолт компании. Ниже проверяется, присутствуют ли эти факторы в данных.</w:t>
+        <w:t>В рамках данного анализа используется понятие «Фактор проблемности» — событие, сигнализирующее о потенциальном ухудшении кредитного качества заёмщика. Факторы проблемности подразделяются на два типа: факторы проблемности (далее — ФП) и существенные факторы проблемности (далее — СФП). Далее в документе используются указанные аббревиатуры.</w:t>
+      </w:r>
+    </w:p>
+    <w:p>
+      <w:r>
+        <w:rPr>
+          <w:color w:val="000000"/>
+        </w:rPr>
+        <w:t>Компания признаётся дефолтной, если в её истории зафиксировано хотя бы одно появление любого ФП или СФП из набора определяющих факторов, специфичного для сегмента компании. Датой дефолта считается дата первого такого определяющего фактора. Ниже приведены наборы определяющих факторов для каждого сегмента.</w:t>
+      </w:r>
+    </w:p>
+    <w:p>
+      <w:r>
+        <w:rPr>
+          <w:color w:val="000000"/>
+        </w:rPr>
+        <w:t>ККБ:</w:t>
+      </w:r>
+    </w:p>
+    <w:tbl>
+      <w:tblPr>
+        <w:tblStyle w:val="TableGrid"/>
+        <w:tblW w:type="auto" w:w="0"/>
+        <w:jc w:val="center"/>
+        <w:tblLook w:firstColumn="1" w:firstRow="1" w:lastColumn="0" w:lastRow="0" w:noHBand="0" w:noVBand="1" w:val="04A0"/>
+        <w:tblLayout w:type="fixed"/>
+      </w:tblPr>
+      <w:tblGrid>
+        <w:gridCol w:w="1701"/>
+        <w:gridCol w:w="6804"/>
+      </w:tblGrid>
+      <w:tr>
+        <w:tc>
+          <w:tcPr>
+            <w:tcW w:w="1701" w:type="dxa"/>
+            <w:shd w:fill="1F4E79"/>
+          </w:tcPr>
+          <w:p>
+            <w:pPr>
+              <w:jc w:val="center"/>
+            </w:pPr>
+            <w:r/>
+            <w:r>
+              <w:rPr>
+                <w:rFonts w:ascii="Calibri" w:hAnsi="Calibri"/>
+                <w:b/>
+                <w:color w:val="FFFFFF"/>
+                <w:sz w:val="18"/>
+              </w:rPr>
+              <w:t>Тип</w:t>
+            </w:r>
+          </w:p>
+        </w:tc>
+        <w:tc>
+          <w:tcPr>
+            <w:tcW w:w="6804" w:type="dxa"/>
+            <w:shd w:fill="1F4E79"/>
+          </w:tcPr>
+          <w:p>
+            <w:pPr>
+              <w:jc w:val="center"/>
+            </w:pPr>
+            <w:r/>
+            <w:r>
+              <w:rPr>
+                <w:rFonts w:ascii="Calibri" w:hAnsi="Calibri"/>
+                <w:b/>
+                <w:color w:val="FFFFFF"/>
+                <w:sz w:val="18"/>
+              </w:rPr>
+              <w:t>Определяющие факторы</w:t>
+            </w:r>
+          </w:p>
+        </w:tc>
+      </w:tr>
+      <w:tr>
+        <w:tc>
+          <w:tcPr>
+            <w:tcW w:w="1701" w:type="dxa"/>
+          </w:tcPr>
+          <w:p>
+            <w:r/>
+            <w:r>
+              <w:rPr>
+                <w:rFonts w:ascii="Calibri" w:hAnsi="Calibri"/>
+                <w:b w:val="0"/>
+                <w:color w:val="000000"/>
+                <w:sz w:val="18"/>
+              </w:rPr>
+              <w:t>ФП</w:t>
+            </w:r>
+          </w:p>
+        </w:tc>
+        <w:tc>
+          <w:tcPr>
+            <w:tcW w:w="6804" w:type="dxa"/>
+          </w:tcPr>
+          <w:p>
+            <w:r/>
+            <w:r>
+              <w:rPr>
+                <w:rFonts w:ascii="Calibri" w:hAnsi="Calibri"/>
+                <w:b w:val="0"/>
+                <w:color w:val="000000"/>
+                <w:sz w:val="18"/>
+              </w:rPr>
+              <w:t>13, 13.1, 15.1.3.1</w:t>
+            </w:r>
+          </w:p>
+        </w:tc>
+      </w:tr>
+      <w:tr>
+        <w:tc>
+          <w:tcPr>
+            <w:tcW w:w="1701" w:type="dxa"/>
+            <w:shd w:fill="D6E4F0"/>
+          </w:tcPr>
+          <w:p>
+            <w:r/>
+            <w:r>
+              <w:rPr>
+                <w:rFonts w:ascii="Calibri" w:hAnsi="Calibri"/>
+                <w:b w:val="0"/>
+                <w:color w:val="000000"/>
+                <w:sz w:val="18"/>
+              </w:rPr>
+              <w:t>СФП</w:t>
+            </w:r>
+          </w:p>
+        </w:tc>
+        <w:tc>
+          <w:tcPr>
+            <w:tcW w:w="6804" w:type="dxa"/>
+            <w:shd w:fill="D6E4F0"/>
+          </w:tcPr>
+          <w:p>
+            <w:r/>
+            <w:r>
+              <w:rPr>
+                <w:rFonts w:ascii="Calibri" w:hAnsi="Calibri"/>
+                <w:b w:val="0"/>
+                <w:color w:val="000000"/>
+                <w:sz w:val="18"/>
+              </w:rPr>
+              <w:t>15.2.1, 15.2.2, 15.2.1.1, 15.2.1.2</w:t>
+            </w:r>
+          </w:p>
+        </w:tc>
+      </w:tr>
+    </w:tbl>
+    <w:p/>
+    <w:p>
+      <w:r>
+        <w:rPr>
+          <w:color w:val="000000"/>
+        </w:rPr>
+        <w:t>МСБ:</w:t>
+      </w:r>
+    </w:p>
+    <w:tbl>
+      <w:tblPr>
+        <w:tblStyle w:val="TableGrid"/>
+        <w:tblW w:type="auto" w:w="0"/>
+        <w:jc w:val="center"/>
+        <w:tblLook w:firstColumn="1" w:firstRow="1" w:lastColumn="0" w:lastRow="0" w:noHBand="0" w:noVBand="1" w:val="04A0"/>
+        <w:tblLayout w:type="fixed"/>
+      </w:tblPr>
+      <w:tblGrid>
+        <w:gridCol w:w="1701"/>
+        <w:gridCol w:w="6804"/>
+      </w:tblGrid>
+      <w:tr>
+        <w:tc>
+          <w:tcPr>
+            <w:tcW w:w="1701" w:type="dxa"/>
+            <w:shd w:fill="1F4E79"/>
+          </w:tcPr>
+          <w:p>
+            <w:pPr>
+              <w:jc w:val="center"/>
+            </w:pPr>
+            <w:r/>
+            <w:r>
+              <w:rPr>
+                <w:rFonts w:ascii="Calibri" w:hAnsi="Calibri"/>
+                <w:b/>
+                <w:color w:val="FFFFFF"/>
+                <w:sz w:val="18"/>
+              </w:rPr>
+              <w:t>Тип</w:t>
+            </w:r>
+          </w:p>
+        </w:tc>
+        <w:tc>
+          <w:tcPr>
+            <w:tcW w:w="6804" w:type="dxa"/>
+            <w:shd w:fill="1F4E79"/>
+          </w:tcPr>
+          <w:p>
+            <w:pPr>
+              <w:jc w:val="center"/>
+            </w:pPr>
+            <w:r/>
+            <w:r>
+              <w:rPr>
+                <w:rFonts w:ascii="Calibri" w:hAnsi="Calibri"/>
+                <w:b/>
+                <w:color w:val="FFFFFF"/>
+                <w:sz w:val="18"/>
+              </w:rPr>
+              <w:t>Определяющие факторы</w:t>
+            </w:r>
+          </w:p>
+        </w:tc>
+      </w:tr>
+      <w:tr>
+        <w:tc>
+          <w:tcPr>
+            <w:tcW w:w="1701" w:type="dxa"/>
+          </w:tcPr>
+          <w:p>
+            <w:r/>
+            <w:r>
+              <w:rPr>
+                <w:rFonts w:ascii="Calibri" w:hAnsi="Calibri"/>
+                <w:b w:val="0"/>
+                <w:color w:val="000000"/>
+                <w:sz w:val="18"/>
+              </w:rPr>
+              <w:t>ФП</w:t>
+            </w:r>
+          </w:p>
+        </w:tc>
+        <w:tc>
+          <w:tcPr>
+            <w:tcW w:w="6804" w:type="dxa"/>
+          </w:tcPr>
+          <w:p>
+            <w:r/>
+            <w:r>
+              <w:rPr>
+                <w:rFonts w:ascii="Calibri" w:hAnsi="Calibri"/>
+                <w:b w:val="0"/>
+                <w:color w:val="000000"/>
+                <w:sz w:val="18"/>
+              </w:rPr>
+              <w:t>13, 15.1.3</w:t>
+            </w:r>
+          </w:p>
+        </w:tc>
+      </w:tr>
+      <w:tr>
+        <w:tc>
+          <w:tcPr>
+            <w:tcW w:w="1701" w:type="dxa"/>
+            <w:shd w:fill="D6E4F0"/>
+          </w:tcPr>
+          <w:p>
+            <w:r/>
+            <w:r>
+              <w:rPr>
+                <w:rFonts w:ascii="Calibri" w:hAnsi="Calibri"/>
+                <w:b w:val="0"/>
+                <w:color w:val="000000"/>
+                <w:sz w:val="18"/>
+              </w:rPr>
+              <w:t>СФП</w:t>
+            </w:r>
+          </w:p>
+        </w:tc>
+        <w:tc>
+          <w:tcPr>
+            <w:tcW w:w="6804" w:type="dxa"/>
+            <w:shd w:fill="D6E4F0"/>
+          </w:tcPr>
+          <w:p>
+            <w:r/>
+            <w:r>
+              <w:rPr>
+                <w:rFonts w:ascii="Calibri" w:hAnsi="Calibri"/>
+                <w:b w:val="0"/>
+                <w:color w:val="000000"/>
+                <w:sz w:val="18"/>
+              </w:rPr>
+              <w:t>15.2, 15.2.1.1</w:t>
+            </w:r>
+          </w:p>
+        </w:tc>
+      </w:tr>
+    </w:tbl>
+    <w:p/>
+    <w:p>
+      <w:r>
+        <w:rPr>
+          <w:color w:val="000000"/>
+        </w:rPr>
+        <w:t>МкБ:</w:t>
+      </w:r>
+    </w:p>
+    <w:tbl>
+      <w:tblPr>
+        <w:tblStyle w:val="TableGrid"/>
+        <w:tblW w:type="auto" w:w="0"/>
+        <w:jc w:val="center"/>
+        <w:tblLook w:firstColumn="1" w:firstRow="1" w:lastColumn="0" w:lastRow="0" w:noHBand="0" w:noVBand="1" w:val="04A0"/>
+        <w:tblLayout w:type="fixed"/>
+      </w:tblPr>
+      <w:tblGrid>
+        <w:gridCol w:w="1701"/>
+        <w:gridCol w:w="6804"/>
+      </w:tblGrid>
+      <w:tr>
+        <w:tc>
+          <w:tcPr>
+            <w:tcW w:w="1701" w:type="dxa"/>
+            <w:shd w:fill="1F4E79"/>
+          </w:tcPr>
+          <w:p>
+            <w:pPr>
+              <w:jc w:val="center"/>
+            </w:pPr>
+            <w:r/>
+            <w:r>
+              <w:rPr>
+                <w:rFonts w:ascii="Calibri" w:hAnsi="Calibri"/>
+                <w:b/>
+                <w:color w:val="FFFFFF"/>
+                <w:sz w:val="18"/>
+              </w:rPr>
+              <w:t>Тип</w:t>
+            </w:r>
+          </w:p>
+        </w:tc>
+        <w:tc>
+          <w:tcPr>
+            <w:tcW w:w="6804" w:type="dxa"/>
+            <w:shd w:fill="1F4E79"/>
+          </w:tcPr>
+          <w:p>
+            <w:pPr>
+              <w:jc w:val="center"/>
+            </w:pPr>
+            <w:r/>
+            <w:r>
+              <w:rPr>
+                <w:rFonts w:ascii="Calibri" w:hAnsi="Calibri"/>
+                <w:b/>
+                <w:color w:val="FFFFFF"/>
+                <w:sz w:val="18"/>
+              </w:rPr>
+              <w:t>Определяющие факторы</w:t>
+            </w:r>
+          </w:p>
+        </w:tc>
+      </w:tr>
+      <w:tr>
+        <w:tc>
+          <w:tcPr>
+            <w:tcW w:w="1701" w:type="dxa"/>
+          </w:tcPr>
+          <w:p>
+            <w:r/>
+            <w:r>
+              <w:rPr>
+                <w:rFonts w:ascii="Calibri" w:hAnsi="Calibri"/>
+                <w:b w:val="0"/>
+                <w:color w:val="000000"/>
+                <w:sz w:val="18"/>
+              </w:rPr>
+              <w:t>ФП</w:t>
+            </w:r>
+          </w:p>
+        </w:tc>
+        <w:tc>
+          <w:tcPr>
+            <w:tcW w:w="6804" w:type="dxa"/>
+          </w:tcPr>
+          <w:p>
+            <w:r/>
+            <w:r>
+              <w:rPr>
+                <w:rFonts w:ascii="Calibri" w:hAnsi="Calibri"/>
+                <w:b w:val="0"/>
+                <w:color w:val="000000"/>
+                <w:sz w:val="18"/>
+              </w:rPr>
+              <w:t>13, 15.1.2</w:t>
+            </w:r>
+          </w:p>
+        </w:tc>
+      </w:tr>
+      <w:tr>
+        <w:tc>
+          <w:tcPr>
+            <w:tcW w:w="1701" w:type="dxa"/>
+            <w:shd w:fill="D6E4F0"/>
+          </w:tcPr>
+          <w:p>
+            <w:r/>
+            <w:r>
+              <w:rPr>
+                <w:rFonts w:ascii="Calibri" w:hAnsi="Calibri"/>
+                <w:b w:val="0"/>
+                <w:color w:val="000000"/>
+                <w:sz w:val="18"/>
+              </w:rPr>
+              <w:t>СФП</w:t>
+            </w:r>
+          </w:p>
+        </w:tc>
+        <w:tc>
+          <w:tcPr>
+            <w:tcW w:w="6804" w:type="dxa"/>
+            <w:shd w:fill="D6E4F0"/>
+          </w:tcPr>
+          <w:p>
+            <w:r/>
+            <w:r>
+              <w:rPr>
+                <w:rFonts w:ascii="Calibri" w:hAnsi="Calibri"/>
+                <w:b w:val="0"/>
+                <w:color w:val="000000"/>
+                <w:sz w:val="18"/>
+              </w:rPr>
+              <w:t>15.2, 15.2У, 15.2.1У</w:t>
+            </w:r>
+          </w:p>
+        </w:tc>
+      </w:tr>
+    </w:tbl>
+    <w:p/>
+    <w:p>
+      <w:r>
+        <w:rPr>
+          <w:color w:val="000000"/>
+        </w:rPr>
+        <w:t>Определяющие факторы исключаются из набора анализируемых ФП: они задают целевую переменную (факт дефолта) и не могут одновременно выступать предикторами, иначе результаты корреляционного анализа и Lift будут тавтологически завышены.</w:t>
+      </w:r>
+    </w:p>
+    <w:p>
+      <w:pPr>
+        <w:pStyle w:val="Heading2"/>
+      </w:pPr>
+      <w:r>
+        <w:rPr>
+          <w:color w:val="000000"/>
+        </w:rPr>
+        <w:t>1.2. Проверка наличия определяющих факторов</w:t>
+      </w:r>
+    </w:p>
+    <w:p>
+      <w:r>
+        <w:rPr>
+          <w:color w:val="000000"/>
+        </w:rPr>
+        <w:t>Проверяется, присутствуют ли все заявленные определяющие факторы в данных CRM.</w:t>
       </w:r>
     </w:p>
     <w:tbl>
@@ -642,7 +1097,7 @@
                 <w:color w:val="000000"/>
                 <w:sz w:val="18"/>
               </w:rPr>
-              <w:t>FP</w:t>
+              <w:t>ФП</w:t>
             </w:r>
           </w:p>
         </w:tc>
@@ -734,7 +1189,7 @@
                 <w:color w:val="000000"/>
                 <w:sz w:val="18"/>
               </w:rPr>
-              <w:t>FP</w:t>
+              <w:t>ФП</w:t>
             </w:r>
           </w:p>
         </w:tc>
@@ -827,7 +1282,7 @@
                 <w:color w:val="000000"/>
                 <w:sz w:val="18"/>
               </w:rPr>
-              <w:t>SFP</w:t>
+              <w:t>СФП</w:t>
             </w:r>
           </w:p>
         </w:tc>
@@ -919,7 +1374,7 @@
                 <w:color w:val="000000"/>
                 <w:sz w:val="18"/>
               </w:rPr>
-              <w:t>SFP</w:t>
+              <w:t>СФП</w:t>
             </w:r>
           </w:p>
         </w:tc>
@@ -1012,7 +1467,7 @@
                 <w:color w:val="000000"/>
                 <w:sz w:val="18"/>
               </w:rPr>
-              <w:t>SFP</w:t>
+              <w:t>СФП</w:t>
             </w:r>
           </w:p>
         </w:tc>
@@ -1104,7 +1559,7 @@
                 <w:color w:val="000000"/>
                 <w:sz w:val="18"/>
               </w:rPr>
-              <w:t>FP</w:t>
+              <w:t>ФП</w:t>
             </w:r>
           </w:p>
         </w:tc>
@@ -1197,7 +1652,7 @@
                 <w:color w:val="000000"/>
                 <w:sz w:val="18"/>
               </w:rPr>
-              <w:t>FP</w:t>
+              <w:t>ФП</w:t>
             </w:r>
           </w:p>
         </w:tc>
@@ -1289,7 +1744,7 @@
                 <w:color w:val="000000"/>
                 <w:sz w:val="18"/>
               </w:rPr>
-              <w:t>SFP</w:t>
+              <w:t>СФП</w:t>
             </w:r>
           </w:p>
         </w:tc>
@@ -1382,7 +1837,7 @@
                 <w:color w:val="000000"/>
                 <w:sz w:val="18"/>
               </w:rPr>
-              <w:t>SFP</w:t>
+              <w:t>СФП</w:t>
             </w:r>
           </w:p>
         </w:tc>
@@ -1474,7 +1929,7 @@
                 <w:color w:val="000000"/>
                 <w:sz w:val="18"/>
               </w:rPr>
-              <w:t>FP</w:t>
+              <w:t>ФП</w:t>
             </w:r>
           </w:p>
         </w:tc>
@@ -1567,7 +2022,7 @@
                 <w:color w:val="000000"/>
                 <w:sz w:val="18"/>
               </w:rPr>
-              <w:t>FP</w:t>
+              <w:t>ФП</w:t>
             </w:r>
           </w:p>
         </w:tc>
@@ -1659,7 +2114,7 @@
                 <w:color w:val="000000"/>
                 <w:sz w:val="18"/>
               </w:rPr>
-              <w:t>FP</w:t>
+              <w:t>ФП</w:t>
             </w:r>
           </w:p>
         </w:tc>
@@ -1752,7 +2207,7 @@
                 <w:color w:val="000000"/>
                 <w:sz w:val="18"/>
               </w:rPr>
-              <w:t>SFP</w:t>
+              <w:t>СФП</w:t>
             </w:r>
           </w:p>
         </w:tc>
@@ -1844,7 +2299,7 @@
                 <w:color w:val="000000"/>
                 <w:sz w:val="18"/>
               </w:rPr>
-              <w:t>SFP</w:t>
+              <w:t>СФП</w:t>
             </w:r>
           </w:p>
         </w:tc>
@@ -1937,7 +2392,7 @@
                 <w:color w:val="000000"/>
                 <w:sz w:val="18"/>
               </w:rPr>
-              <w:t>SFP</w:t>
+              <w:t>СФП</w:t>
             </w:r>
           </w:p>
         </w:tc>
@@ -2029,7 +2484,7 @@
                 <w:color w:val="000000"/>
                 <w:sz w:val="18"/>
               </w:rPr>
-              <w:t>SFP</w:t>
+              <w:t>СФП</w:t>
             </w:r>
           </w:p>
         </w:tc>
@@ -2106,7 +2561,7 @@
         <w:rPr>
           <w:color w:val="000000"/>
         </w:rPr>
-        <w:t xml:space="preserve">    • ККБ FP 15.1.3.1 — не найден в данных;</w:t>
+        <w:t xml:space="preserve">    • ККБ ФП 15.1.3.1 — не найден в данных;</w:t>
       </w:r>
     </w:p>
     <w:p>
@@ -2114,7 +2569,7 @@
         <w:rPr>
           <w:color w:val="000000"/>
         </w:rPr>
-        <w:t xml:space="preserve">    • ККБ SFP 15.2.1.1 — не найден в данных;</w:t>
+        <w:t xml:space="preserve">    • ККБ СФП 15.2.1.1 — не найден в данных;</w:t>
       </w:r>
     </w:p>
     <w:p>
@@ -2122,7 +2577,7 @@
         <w:rPr>
           <w:color w:val="000000"/>
         </w:rPr>
-        <w:t xml:space="preserve">    • ККБ SFP 15.2.1.2 — не найден в данных;</w:t>
+        <w:t xml:space="preserve">    • ККБ СФП 15.2.1.2 — не найден в данных;</w:t>
       </w:r>
     </w:p>
     <w:p>
@@ -2130,7 +2585,7 @@
         <w:rPr>
           <w:color w:val="000000"/>
         </w:rPr>
-        <w:t xml:space="preserve">    • ККБ SFP 15.2.2 — не найден в данных.</w:t>
+        <w:t xml:space="preserve">    • ККБ СФП 15.2.2 — не найден в данных.</w:t>
       </w:r>
     </w:p>
     <w:p>
@@ -2138,26 +2593,18 @@
         <w:rPr>
           <w:color w:val="000000"/>
         </w:rPr>
-        <w:t>Таким образом, дефолты в ККБ фактически определяются только тремя факторами: 13 и 13.1 (FP), а также 15.2.1 (SFP). Отсутствие четырёх из семи заявленных определяющих факторов может влиять на полноту идентификации дефолтов в сегменте ККБ.</w:t>
+        <w:t>Таким образом, дефолты в ККБ фактически определяются только тремя факторами: 13 и 13.1 (ФП), а также 15.2.1 (СФП). Отсутствие четырёх из семи заявленных определяющих факторов может влиять на полноту идентификации дефолтов в сегменте ККБ.</w:t>
       </w:r>
     </w:p>
     <w:p>
       <w:pPr>
-        <w:pStyle w:val="Heading1"/>
+        <w:pStyle w:val="Heading2"/>
       </w:pPr>
       <w:r>
         <w:rPr>
           <w:color w:val="000000"/>
         </w:rPr>
-        <w:t>3. Определение дефолта</w:t>
-      </w:r>
-    </w:p>
-    <w:p>
-      <w:r>
-        <w:rPr>
-          <w:color w:val="000000"/>
-        </w:rPr>
-        <w:t>Компания считается дефолтной, если в её истории ФП/СФП присутствует хотя бы один определяющий фактор из набора, специфичного для её сегмента. Датой дефолта считается дата первого появления такого определяющего фактора.</w:t>
+        <w:t>1.3. Количество дефолтов по сегментам</w:t>
       </w:r>
     </w:p>
     <w:tbl>
@@ -2602,7 +3049,7 @@
         <w:rPr>
           <w:color w:val="000000"/>
         </w:rPr>
-        <w:t>Первый определяющий фактор</w:t>
+        <w:t>1.4. Анализ определяющего ФП/СФП</w:t>
       </w:r>
     </w:p>
     <w:p>
@@ -3880,18 +4327,18 @@
         <w:rPr>
           <w:color w:val="000000"/>
         </w:rPr>
-        <w:t>Фактор 13 (ФП) является доминирующим определяющим фактором во всех трёх сегментах, вызывая от 54% до 77% всех дефолтов. В МкБ значительную роль также играют СФП-факторы 15.2 и 15.2У, которые суммарно определяют 41,6% дефолтов. В ККБ дефолты почти исключительно вызваны ФП-факторами (98,7%), что связано с отсутствием в данных большинства заявленных СФП-факторов для этого сегмента.</w:t>
+        <w:t>Фактор 13 (ФП) является доминирующим определяющим фактором во всех трёх сегментах, вызывая от 54% до 77% всех дефолтов. В МкБ значительную роль также играют СФП 15.2 и 15.2У, которые суммарно определяют 41,6% дефолтов. В ККБ дефолты почти исключительно вызваны ФП (98,7%), что связано с отсутствием в данных большинства заявленных СФП для этого сегмента.</w:t>
       </w:r>
     </w:p>
     <w:p>
       <w:pPr>
-        <w:pStyle w:val="Heading1"/>
+        <w:pStyle w:val="Heading2"/>
       </w:pPr>
       <w:r>
         <w:rPr>
           <w:color w:val="000000"/>
         </w:rPr>
-        <w:t>3.1. Минимальное окно наблюдений</w:t>
+        <w:t>1.5. Анализ выбора минимального окна наблюдений</w:t>
       </w:r>
     </w:p>
     <w:p>
@@ -3899,7 +4346,7 @@
         <w:rPr>
           <w:color w:val="000000"/>
         </w:rPr>
-        <w:t>Для корректного построения предикторного датасета необходимо, чтобы до момента дефолта прошло достаточно времени для накопления наблюдаемых ФП-предикторов. Если дефолт произошёл в самом начале анализируемого периода, то у компании не было достаточной истории ФП — включение таких случаев исказит анализ. Ниже оценивается влияние различных окон наблюдения на потерю дефолтов.</w:t>
+        <w:t>Для корректного анализа необходимо, чтобы до момента дефолта прошло достаточно времени для накопления наблюдаемых ФП. Если дефолт произошёл в самом начале анализируемого периода, у компании не было достаточной истории — включение таких случаев исказит результаты. Ниже оценивается влияние различных окон наблюдения на потерю дефолтов.</w:t>
       </w:r>
     </w:p>
     <w:tbl>
@@ -4402,13 +4849,13 @@
     </w:p>
     <w:p>
       <w:pPr>
-        <w:pStyle w:val="Heading1"/>
+        <w:pStyle w:val="Heading2"/>
       </w:pPr>
       <w:r>
         <w:rPr>
           <w:color w:val="000000"/>
         </w:rPr>
-        <w:t>4. Временной фильтр (anti-data-leakage)</w:t>
+        <w:t>1.6. Фильтрация ФП по времени</w:t>
       </w:r>
     </w:p>
     <w:p>
@@ -4649,7 +5096,7 @@
                 <w:color w:val="000000"/>
                 <w:sz w:val="18"/>
               </w:rPr>
-              <w:t>Предикторов в датасете</w:t>
+              <w:t>ФП в датасете</w:t>
             </w:r>
           </w:p>
         </w:tc>
@@ -4681,7 +5128,7 @@
         <w:rPr>
           <w:color w:val="000000"/>
         </w:rPr>
-        <w:t>Временной фильтр отсекает лишь 5 460 записей (5,2% от общего объёма). Это свидетельствует о том, что подавляющее большинство ФП-записей приходится на период ДО дефолта. Малая доля отсечённых записей подтверждает корректность выбранного подхода — анализ ФП, предшествующих дефолту, захватывает практически весь предиктивный сигнал. Нулевое значение исключённых определяющих факторов ожидаемо: временной фильтр (дата &lt; дата дефолта) автоматически удаляет сам определяющий фактор, поскольку дата дефолта совпадает с датой его появления.</w:t>
+        <w:t>Временной фильтр отсекает лишь 5 460 записей (5,2% от общего объёма). Это свидетельствует о том, что подавляющее большинство ФП-записей приходится на период до дефолта. Малая доля отсечённых записей подтверждает корректность выбранного подхода — анализ ФП, предшествующих дефолту, захватывает практически весь предиктивный сигнал. Нулевое значение исключённых определяющих факторов ожидаемо: временной фильтр (дата &lt; дата дефолта) автоматически удаляет сам определяющий фактор, поскольку дата дефолта совпадает с датой его появления.</w:t>
       </w:r>
     </w:p>
     <w:p>
@@ -4692,7 +5139,7 @@
         <w:rPr>
           <w:color w:val="000000"/>
         </w:rPr>
-        <w:t>4.1. Потеря записей при временном фильтре</w:t>
+        <w:t>2. Итоговые данные для анализа</w:t>
       </w:r>
     </w:p>
     <w:p>
@@ -4700,832 +5147,7 @@
         <w:rPr>
           <w:color w:val="000000"/>
         </w:rPr>
-        <w:t>Для дефолтных компаний оценивается, какая доля ФП-записей приходится на период до дефолта и после него.</w:t>
-      </w:r>
-    </w:p>
-    <w:tbl>
-      <w:tblPr>
-        <w:tblStyle w:val="TableGrid"/>
-        <w:tblW w:type="auto" w:w="0"/>
-        <w:jc w:val="center"/>
-        <w:tblLook w:firstColumn="1" w:firstRow="1" w:lastColumn="0" w:lastRow="0" w:noHBand="0" w:noVBand="1" w:val="04A0"/>
-        <w:tblLayout w:type="fixed"/>
-      </w:tblPr>
-      <w:tblGrid>
-        <w:gridCol w:w="1417"/>
-        <w:gridCol w:w="1701"/>
-        <w:gridCol w:w="1701"/>
-        <w:gridCol w:w="1984"/>
-        <w:gridCol w:w="1984"/>
-      </w:tblGrid>
-      <w:tr>
-        <w:tc>
-          <w:tcPr>
-            <w:tcW w:w="1417" w:type="dxa"/>
-            <w:shd w:fill="1F4E79"/>
-          </w:tcPr>
-          <w:p>
-            <w:pPr>
-              <w:jc w:val="center"/>
-            </w:pPr>
-            <w:r/>
-            <w:r>
-              <w:rPr>
-                <w:rFonts w:ascii="Calibri" w:hAnsi="Calibri"/>
-                <w:b/>
-                <w:color w:val="FFFFFF"/>
-                <w:sz w:val="18"/>
-              </w:rPr>
-              <w:t>Сегмент</w:t>
-            </w:r>
-          </w:p>
-        </w:tc>
-        <w:tc>
-          <w:tcPr>
-            <w:tcW w:w="1701" w:type="dxa"/>
-            <w:shd w:fill="1F4E79"/>
-          </w:tcPr>
-          <w:p>
-            <w:pPr>
-              <w:jc w:val="center"/>
-            </w:pPr>
-            <w:r/>
-            <w:r>
-              <w:rPr>
-                <w:rFonts w:ascii="Calibri" w:hAnsi="Calibri"/>
-                <w:b/>
-                <w:color w:val="FFFFFF"/>
-                <w:sz w:val="18"/>
-              </w:rPr>
-              <w:t>Всего ФП</w:t>
-            </w:r>
-          </w:p>
-        </w:tc>
-        <w:tc>
-          <w:tcPr>
-            <w:tcW w:w="1701" w:type="dxa"/>
-            <w:shd w:fill="1F4E79"/>
-          </w:tcPr>
-          <w:p>
-            <w:pPr>
-              <w:jc w:val="center"/>
-            </w:pPr>
-            <w:r/>
-            <w:r>
-              <w:rPr>
-                <w:rFonts w:ascii="Calibri" w:hAnsi="Calibri"/>
-                <w:b/>
-                <w:color w:val="FFFFFF"/>
-                <w:sz w:val="18"/>
-              </w:rPr>
-              <w:t>До дефолта</w:t>
-            </w:r>
-          </w:p>
-        </w:tc>
-        <w:tc>
-          <w:tcPr>
-            <w:tcW w:w="1984" w:type="dxa"/>
-            <w:shd w:fill="1F4E79"/>
-          </w:tcPr>
-          <w:p>
-            <w:pPr>
-              <w:jc w:val="center"/>
-            </w:pPr>
-            <w:r/>
-            <w:r>
-              <w:rPr>
-                <w:rFonts w:ascii="Calibri" w:hAnsi="Calibri"/>
-                <w:b/>
-                <w:color w:val="FFFFFF"/>
-                <w:sz w:val="18"/>
-              </w:rPr>
-              <w:t>После дефолта</w:t>
-            </w:r>
-          </w:p>
-        </w:tc>
-        <w:tc>
-          <w:tcPr>
-            <w:tcW w:w="1984" w:type="dxa"/>
-            <w:shd w:fill="1F4E79"/>
-          </w:tcPr>
-          <w:p>
-            <w:pPr>
-              <w:jc w:val="center"/>
-            </w:pPr>
-            <w:r/>
-            <w:r>
-              <w:rPr>
-                <w:rFonts w:ascii="Calibri" w:hAnsi="Calibri"/>
-                <w:b/>
-                <w:color w:val="FFFFFF"/>
-                <w:sz w:val="18"/>
-              </w:rPr>
-              <w:t>% отсечённых</w:t>
-            </w:r>
-          </w:p>
-        </w:tc>
-      </w:tr>
-      <w:tr>
-        <w:tc>
-          <w:tcPr>
-            <w:tcW w:w="1417" w:type="dxa"/>
-          </w:tcPr>
-          <w:p>
-            <w:r/>
-            <w:r>
-              <w:rPr>
-                <w:rFonts w:ascii="Calibri" w:hAnsi="Calibri"/>
-                <w:b w:val="0"/>
-                <w:color w:val="000000"/>
-                <w:sz w:val="18"/>
-              </w:rPr>
-              <w:t>МкБ</w:t>
-            </w:r>
-          </w:p>
-        </w:tc>
-        <w:tc>
-          <w:tcPr>
-            <w:tcW w:w="1701" w:type="dxa"/>
-          </w:tcPr>
-          <w:p>
-            <w:pPr>
-              <w:jc w:val="right"/>
-            </w:pPr>
-            <w:r/>
-            <w:r>
-              <w:rPr>
-                <w:rFonts w:ascii="Calibri" w:hAnsi="Calibri"/>
-                <w:b w:val="0"/>
-                <w:color w:val="000000"/>
-                <w:sz w:val="18"/>
-              </w:rPr>
-              <w:t>4 763</w:t>
-            </w:r>
-          </w:p>
-        </w:tc>
-        <w:tc>
-          <w:tcPr>
-            <w:tcW w:w="1701" w:type="dxa"/>
-          </w:tcPr>
-          <w:p>
-            <w:pPr>
-              <w:jc w:val="right"/>
-            </w:pPr>
-            <w:r/>
-            <w:r>
-              <w:rPr>
-                <w:rFonts w:ascii="Calibri" w:hAnsi="Calibri"/>
-                <w:b w:val="0"/>
-                <w:color w:val="000000"/>
-                <w:sz w:val="18"/>
-              </w:rPr>
-              <w:t>2 270</w:t>
-            </w:r>
-          </w:p>
-        </w:tc>
-        <w:tc>
-          <w:tcPr>
-            <w:tcW w:w="1984" w:type="dxa"/>
-          </w:tcPr>
-          <w:p>
-            <w:pPr>
-              <w:jc w:val="right"/>
-            </w:pPr>
-            <w:r/>
-            <w:r>
-              <w:rPr>
-                <w:rFonts w:ascii="Calibri" w:hAnsi="Calibri"/>
-                <w:b w:val="0"/>
-                <w:color w:val="000000"/>
-                <w:sz w:val="18"/>
-              </w:rPr>
-              <w:t>2 493</w:t>
-            </w:r>
-          </w:p>
-        </w:tc>
-        <w:tc>
-          <w:tcPr>
-            <w:tcW w:w="1984" w:type="dxa"/>
-          </w:tcPr>
-          <w:p>
-            <w:pPr>
-              <w:jc w:val="right"/>
-            </w:pPr>
-            <w:r/>
-            <w:r>
-              <w:rPr>
-                <w:rFonts w:ascii="Calibri" w:hAnsi="Calibri"/>
-                <w:b w:val="0"/>
-                <w:color w:val="000000"/>
-                <w:sz w:val="18"/>
-              </w:rPr>
-              <w:t>52,3%</w:t>
-            </w:r>
-          </w:p>
-        </w:tc>
-      </w:tr>
-      <w:tr>
-        <w:tc>
-          <w:tcPr>
-            <w:tcW w:w="1417" w:type="dxa"/>
-            <w:shd w:fill="D6E4F0"/>
-          </w:tcPr>
-          <w:p>
-            <w:r/>
-            <w:r>
-              <w:rPr>
-                <w:rFonts w:ascii="Calibri" w:hAnsi="Calibri"/>
-                <w:b w:val="0"/>
-                <w:color w:val="000000"/>
-                <w:sz w:val="18"/>
-              </w:rPr>
-              <w:t>МСБ</w:t>
-            </w:r>
-          </w:p>
-        </w:tc>
-        <w:tc>
-          <w:tcPr>
-            <w:tcW w:w="1701" w:type="dxa"/>
-            <w:shd w:fill="D6E4F0"/>
-          </w:tcPr>
-          <w:p>
-            <w:pPr>
-              <w:jc w:val="right"/>
-            </w:pPr>
-            <w:r/>
-            <w:r>
-              <w:rPr>
-                <w:rFonts w:ascii="Calibri" w:hAnsi="Calibri"/>
-                <w:b w:val="0"/>
-                <w:color w:val="000000"/>
-                <w:sz w:val="18"/>
-              </w:rPr>
-              <w:t>3 313</w:t>
-            </w:r>
-          </w:p>
-        </w:tc>
-        <w:tc>
-          <w:tcPr>
-            <w:tcW w:w="1701" w:type="dxa"/>
-            <w:shd w:fill="D6E4F0"/>
-          </w:tcPr>
-          <w:p>
-            <w:pPr>
-              <w:jc w:val="right"/>
-            </w:pPr>
-            <w:r/>
-            <w:r>
-              <w:rPr>
-                <w:rFonts w:ascii="Calibri" w:hAnsi="Calibri"/>
-                <w:b w:val="0"/>
-                <w:color w:val="000000"/>
-                <w:sz w:val="18"/>
-              </w:rPr>
-              <w:t>1 613</w:t>
-            </w:r>
-          </w:p>
-        </w:tc>
-        <w:tc>
-          <w:tcPr>
-            <w:tcW w:w="1984" w:type="dxa"/>
-            <w:shd w:fill="D6E4F0"/>
-          </w:tcPr>
-          <w:p>
-            <w:pPr>
-              <w:jc w:val="right"/>
-            </w:pPr>
-            <w:r/>
-            <w:r>
-              <w:rPr>
-                <w:rFonts w:ascii="Calibri" w:hAnsi="Calibri"/>
-                <w:b w:val="0"/>
-                <w:color w:val="000000"/>
-                <w:sz w:val="18"/>
-              </w:rPr>
-              <w:t>1 700</w:t>
-            </w:r>
-          </w:p>
-        </w:tc>
-        <w:tc>
-          <w:tcPr>
-            <w:tcW w:w="1984" w:type="dxa"/>
-            <w:shd w:fill="D6E4F0"/>
-          </w:tcPr>
-          <w:p>
-            <w:pPr>
-              <w:jc w:val="right"/>
-            </w:pPr>
-            <w:r/>
-            <w:r>
-              <w:rPr>
-                <w:rFonts w:ascii="Calibri" w:hAnsi="Calibri"/>
-                <w:b w:val="0"/>
-                <w:color w:val="000000"/>
-                <w:sz w:val="18"/>
-              </w:rPr>
-              <w:t>51,3%</w:t>
-            </w:r>
-          </w:p>
-        </w:tc>
-      </w:tr>
-      <w:tr>
-        <w:tc>
-          <w:tcPr>
-            <w:tcW w:w="1417" w:type="dxa"/>
-          </w:tcPr>
-          <w:p>
-            <w:r/>
-            <w:r>
-              <w:rPr>
-                <w:rFonts w:ascii="Calibri" w:hAnsi="Calibri"/>
-                <w:b w:val="0"/>
-                <w:color w:val="000000"/>
-                <w:sz w:val="18"/>
-              </w:rPr>
-              <w:t>ККБ</w:t>
-            </w:r>
-          </w:p>
-        </w:tc>
-        <w:tc>
-          <w:tcPr>
-            <w:tcW w:w="1701" w:type="dxa"/>
-          </w:tcPr>
-          <w:p>
-            <w:pPr>
-              <w:jc w:val="right"/>
-            </w:pPr>
-            <w:r/>
-            <w:r>
-              <w:rPr>
-                <w:rFonts w:ascii="Calibri" w:hAnsi="Calibri"/>
-                <w:b w:val="0"/>
-                <w:color w:val="000000"/>
-                <w:sz w:val="18"/>
-              </w:rPr>
-              <w:t>3 303</w:t>
-            </w:r>
-          </w:p>
-        </w:tc>
-        <w:tc>
-          <w:tcPr>
-            <w:tcW w:w="1701" w:type="dxa"/>
-          </w:tcPr>
-          <w:p>
-            <w:pPr>
-              <w:jc w:val="right"/>
-            </w:pPr>
-            <w:r/>
-            <w:r>
-              <w:rPr>
-                <w:rFonts w:ascii="Calibri" w:hAnsi="Calibri"/>
-                <w:b w:val="0"/>
-                <w:color w:val="000000"/>
-                <w:sz w:val="18"/>
-              </w:rPr>
-              <w:t>2 037</w:t>
-            </w:r>
-          </w:p>
-        </w:tc>
-        <w:tc>
-          <w:tcPr>
-            <w:tcW w:w="1984" w:type="dxa"/>
-          </w:tcPr>
-          <w:p>
-            <w:pPr>
-              <w:jc w:val="right"/>
-            </w:pPr>
-            <w:r/>
-            <w:r>
-              <w:rPr>
-                <w:rFonts w:ascii="Calibri" w:hAnsi="Calibri"/>
-                <w:b w:val="0"/>
-                <w:color w:val="000000"/>
-                <w:sz w:val="18"/>
-              </w:rPr>
-              <w:t>1 266</w:t>
-            </w:r>
-          </w:p>
-        </w:tc>
-        <w:tc>
-          <w:tcPr>
-            <w:tcW w:w="1984" w:type="dxa"/>
-          </w:tcPr>
-          <w:p>
-            <w:pPr>
-              <w:jc w:val="right"/>
-            </w:pPr>
-            <w:r/>
-            <w:r>
-              <w:rPr>
-                <w:rFonts w:ascii="Calibri" w:hAnsi="Calibri"/>
-                <w:b w:val="0"/>
-                <w:color w:val="000000"/>
-                <w:sz w:val="18"/>
-              </w:rPr>
-              <w:t>38,3%</w:t>
-            </w:r>
-          </w:p>
-        </w:tc>
-      </w:tr>
-      <w:tr>
-        <w:tc>
-          <w:tcPr>
-            <w:tcW w:w="1417" w:type="dxa"/>
-            <w:shd w:fill="D6E4F0"/>
-          </w:tcPr>
-          <w:p>
-            <w:r/>
-            <w:r>
-              <w:rPr>
-                <w:rFonts w:ascii="Calibri" w:hAnsi="Calibri"/>
-                <w:b w:val="0"/>
-                <w:color w:val="000000"/>
-                <w:sz w:val="18"/>
-              </w:rPr>
-              <w:t>ИТОГО</w:t>
-            </w:r>
-          </w:p>
-        </w:tc>
-        <w:tc>
-          <w:tcPr>
-            <w:tcW w:w="1701" w:type="dxa"/>
-            <w:shd w:fill="D6E4F0"/>
-          </w:tcPr>
-          <w:p>
-            <w:pPr>
-              <w:jc w:val="right"/>
-            </w:pPr>
-            <w:r/>
-            <w:r>
-              <w:rPr>
-                <w:rFonts w:ascii="Calibri" w:hAnsi="Calibri"/>
-                <w:b w:val="0"/>
-                <w:color w:val="000000"/>
-                <w:sz w:val="18"/>
-              </w:rPr>
-              <w:t>11 379</w:t>
-            </w:r>
-          </w:p>
-        </w:tc>
-        <w:tc>
-          <w:tcPr>
-            <w:tcW w:w="1701" w:type="dxa"/>
-            <w:shd w:fill="D6E4F0"/>
-          </w:tcPr>
-          <w:p>
-            <w:pPr>
-              <w:jc w:val="right"/>
-            </w:pPr>
-            <w:r/>
-            <w:r>
-              <w:rPr>
-                <w:rFonts w:ascii="Calibri" w:hAnsi="Calibri"/>
-                <w:b w:val="0"/>
-                <w:color w:val="000000"/>
-                <w:sz w:val="18"/>
-              </w:rPr>
-              <w:t>5 920</w:t>
-            </w:r>
-          </w:p>
-        </w:tc>
-        <w:tc>
-          <w:tcPr>
-            <w:tcW w:w="1984" w:type="dxa"/>
-            <w:shd w:fill="D6E4F0"/>
-          </w:tcPr>
-          <w:p>
-            <w:pPr>
-              <w:jc w:val="right"/>
-            </w:pPr>
-            <w:r/>
-            <w:r>
-              <w:rPr>
-                <w:rFonts w:ascii="Calibri" w:hAnsi="Calibri"/>
-                <w:b w:val="0"/>
-                <w:color w:val="000000"/>
-                <w:sz w:val="18"/>
-              </w:rPr>
-              <w:t>5 459</w:t>
-            </w:r>
-          </w:p>
-        </w:tc>
-        <w:tc>
-          <w:tcPr>
-            <w:tcW w:w="1984" w:type="dxa"/>
-            <w:shd w:fill="D6E4F0"/>
-          </w:tcPr>
-          <w:p>
-            <w:pPr>
-              <w:jc w:val="right"/>
-            </w:pPr>
-            <w:r/>
-            <w:r>
-              <w:rPr>
-                <w:rFonts w:ascii="Calibri" w:hAnsi="Calibri"/>
-                <w:b w:val="0"/>
-                <w:color w:val="000000"/>
-                <w:sz w:val="18"/>
-              </w:rPr>
-              <w:t>48,0%</w:t>
-            </w:r>
-          </w:p>
-        </w:tc>
-      </w:tr>
-    </w:tbl>
-    <w:p/>
-    <w:p>
-      <w:r>
-        <w:rPr>
-          <w:color w:val="000000"/>
-        </w:rPr>
-        <w:t>Среднее количество ФП на дефолтную компанию:</w:t>
-      </w:r>
-    </w:p>
-    <w:tbl>
-      <w:tblPr>
-        <w:tblStyle w:val="TableGrid"/>
-        <w:tblW w:type="auto" w:w="0"/>
-        <w:jc w:val="center"/>
-        <w:tblLook w:firstColumn="1" w:firstRow="1" w:lastColumn="0" w:lastRow="0" w:noHBand="0" w:noVBand="1" w:val="04A0"/>
-        <w:tblLayout w:type="fixed"/>
-      </w:tblPr>
-      <w:tblGrid>
-        <w:gridCol w:w="2268"/>
-        <w:gridCol w:w="2268"/>
-        <w:gridCol w:w="2268"/>
-      </w:tblGrid>
-      <w:tr>
-        <w:tc>
-          <w:tcPr>
-            <w:tcW w:w="2268" w:type="dxa"/>
-            <w:shd w:fill="1F4E79"/>
-          </w:tcPr>
-          <w:p>
-            <w:pPr>
-              <w:jc w:val="center"/>
-            </w:pPr>
-            <w:r/>
-            <w:r>
-              <w:rPr>
-                <w:rFonts w:ascii="Calibri" w:hAnsi="Calibri"/>
-                <w:b/>
-                <w:color w:val="FFFFFF"/>
-                <w:sz w:val="18"/>
-              </w:rPr>
-              <w:t>Сегмент</w:t>
-            </w:r>
-          </w:p>
-        </w:tc>
-        <w:tc>
-          <w:tcPr>
-            <w:tcW w:w="2268" w:type="dxa"/>
-            <w:shd w:fill="1F4E79"/>
-          </w:tcPr>
-          <w:p>
-            <w:pPr>
-              <w:jc w:val="center"/>
-            </w:pPr>
-            <w:r/>
-            <w:r>
-              <w:rPr>
-                <w:rFonts w:ascii="Calibri" w:hAnsi="Calibri"/>
-                <w:b/>
-                <w:color w:val="FFFFFF"/>
-                <w:sz w:val="18"/>
-              </w:rPr>
-              <w:t>До дефолта</w:t>
-            </w:r>
-          </w:p>
-        </w:tc>
-        <w:tc>
-          <w:tcPr>
-            <w:tcW w:w="2268" w:type="dxa"/>
-            <w:shd w:fill="1F4E79"/>
-          </w:tcPr>
-          <w:p>
-            <w:pPr>
-              <w:jc w:val="center"/>
-            </w:pPr>
-            <w:r/>
-            <w:r>
-              <w:rPr>
-                <w:rFonts w:ascii="Calibri" w:hAnsi="Calibri"/>
-                <w:b/>
-                <w:color w:val="FFFFFF"/>
-                <w:sz w:val="18"/>
-              </w:rPr>
-              <w:t>После дефолта</w:t>
-            </w:r>
-          </w:p>
-        </w:tc>
-      </w:tr>
-      <w:tr>
-        <w:tc>
-          <w:tcPr>
-            <w:tcW w:w="2268" w:type="dxa"/>
-          </w:tcPr>
-          <w:p>
-            <w:r/>
-            <w:r>
-              <w:rPr>
-                <w:rFonts w:ascii="Calibri" w:hAnsi="Calibri"/>
-                <w:b w:val="0"/>
-                <w:color w:val="000000"/>
-                <w:sz w:val="18"/>
-              </w:rPr>
-              <w:t>МкБ</w:t>
-            </w:r>
-          </w:p>
-        </w:tc>
-        <w:tc>
-          <w:tcPr>
-            <w:tcW w:w="2268" w:type="dxa"/>
-          </w:tcPr>
-          <w:p>
-            <w:pPr>
-              <w:jc w:val="right"/>
-            </w:pPr>
-            <w:r/>
-            <w:r>
-              <w:rPr>
-                <w:rFonts w:ascii="Calibri" w:hAnsi="Calibri"/>
-                <w:b w:val="0"/>
-                <w:color w:val="000000"/>
-                <w:sz w:val="18"/>
-              </w:rPr>
-              <w:t>9,4</w:t>
-            </w:r>
-          </w:p>
-        </w:tc>
-        <w:tc>
-          <w:tcPr>
-            <w:tcW w:w="2268" w:type="dxa"/>
-          </w:tcPr>
-          <w:p>
-            <w:pPr>
-              <w:jc w:val="right"/>
-            </w:pPr>
-            <w:r/>
-            <w:r>
-              <w:rPr>
-                <w:rFonts w:ascii="Calibri" w:hAnsi="Calibri"/>
-                <w:b w:val="0"/>
-                <w:color w:val="000000"/>
-                <w:sz w:val="18"/>
-              </w:rPr>
-              <w:t>10,3</w:t>
-            </w:r>
-          </w:p>
-        </w:tc>
-      </w:tr>
-      <w:tr>
-        <w:tc>
-          <w:tcPr>
-            <w:tcW w:w="2268" w:type="dxa"/>
-            <w:shd w:fill="D6E4F0"/>
-          </w:tcPr>
-          <w:p>
-            <w:r/>
-            <w:r>
-              <w:rPr>
-                <w:rFonts w:ascii="Calibri" w:hAnsi="Calibri"/>
-                <w:b w:val="0"/>
-                <w:color w:val="000000"/>
-                <w:sz w:val="18"/>
-              </w:rPr>
-              <w:t>МСБ</w:t>
-            </w:r>
-          </w:p>
-        </w:tc>
-        <w:tc>
-          <w:tcPr>
-            <w:tcW w:w="2268" w:type="dxa"/>
-            <w:shd w:fill="D6E4F0"/>
-          </w:tcPr>
-          <w:p>
-            <w:pPr>
-              <w:jc w:val="right"/>
-            </w:pPr>
-            <w:r/>
-            <w:r>
-              <w:rPr>
-                <w:rFonts w:ascii="Calibri" w:hAnsi="Calibri"/>
-                <w:b w:val="0"/>
-                <w:color w:val="000000"/>
-                <w:sz w:val="18"/>
-              </w:rPr>
-              <w:t>13,7</w:t>
-            </w:r>
-          </w:p>
-        </w:tc>
-        <w:tc>
-          <w:tcPr>
-            <w:tcW w:w="2268" w:type="dxa"/>
-            <w:shd w:fill="D6E4F0"/>
-          </w:tcPr>
-          <w:p>
-            <w:pPr>
-              <w:jc w:val="right"/>
-            </w:pPr>
-            <w:r/>
-            <w:r>
-              <w:rPr>
-                <w:rFonts w:ascii="Calibri" w:hAnsi="Calibri"/>
-                <w:b w:val="0"/>
-                <w:color w:val="000000"/>
-                <w:sz w:val="18"/>
-              </w:rPr>
-              <w:t>14,4</w:t>
-            </w:r>
-          </w:p>
-        </w:tc>
-      </w:tr>
-      <w:tr>
-        <w:tc>
-          <w:tcPr>
-            <w:tcW w:w="2268" w:type="dxa"/>
-          </w:tcPr>
-          <w:p>
-            <w:r/>
-            <w:r>
-              <w:rPr>
-                <w:rFonts w:ascii="Calibri" w:hAnsi="Calibri"/>
-                <w:b w:val="0"/>
-                <w:color w:val="000000"/>
-                <w:sz w:val="18"/>
-              </w:rPr>
-              <w:t>ККБ</w:t>
-            </w:r>
-          </w:p>
-        </w:tc>
-        <w:tc>
-          <w:tcPr>
-            <w:tcW w:w="2268" w:type="dxa"/>
-          </w:tcPr>
-          <w:p>
-            <w:pPr>
-              <w:jc w:val="right"/>
-            </w:pPr>
-            <w:r/>
-            <w:r>
-              <w:rPr>
-                <w:rFonts w:ascii="Calibri" w:hAnsi="Calibri"/>
-                <w:b w:val="0"/>
-                <w:color w:val="000000"/>
-                <w:sz w:val="18"/>
-              </w:rPr>
-              <w:t>14,4</w:t>
-            </w:r>
-          </w:p>
-        </w:tc>
-        <w:tc>
-          <w:tcPr>
-            <w:tcW w:w="2268" w:type="dxa"/>
-          </w:tcPr>
-          <w:p>
-            <w:pPr>
-              <w:jc w:val="right"/>
-            </w:pPr>
-            <w:r/>
-            <w:r>
-              <w:rPr>
-                <w:rFonts w:ascii="Calibri" w:hAnsi="Calibri"/>
-                <w:b w:val="0"/>
-                <w:color w:val="000000"/>
-                <w:sz w:val="18"/>
-              </w:rPr>
-              <w:t>9,0</w:t>
-            </w:r>
-          </w:p>
-        </w:tc>
-      </w:tr>
-    </w:tbl>
-    <w:p/>
-    <w:p>
-      <w:r>
-        <w:rPr>
-          <w:color w:val="000000"/>
-        </w:rPr>
-        <w:t>Всего для дефолтных компаний зафиксировано 11 379 ФП-записей, из которых примерно половина (48%) приходится на период после дефолта. В ККБ доля отсечённых записей ниже (38,3%), что означает: в этом сегменте бо́льшая часть ФП регистрируется до наступления дефолта — компании ККБ накапливают больше предупреждающих сигналов перед дефолтом.</w:t>
-      </w:r>
-    </w:p>
-    <w:p>
-      <w:pPr>
-        <w:pStyle w:val="Heading1"/>
-      </w:pPr>
-      <w:r>
-        <w:rPr>
-          <w:color w:val="000000"/>
-        </w:rPr>
-        <w:t>5. Pivot-датасет</w:t>
-      </w:r>
-    </w:p>
-    <w:p>
-      <w:r>
-        <w:rPr>
-          <w:color w:val="000000"/>
-        </w:rPr>
-        <w:t>На основе отфильтрованных ФП-предикторов формируется wide-формат датасета: строки — компании, столбцы — бинарные признаки наличия каждого уникального ФП.</w:t>
+        <w:t>На основе отфильтрованных данных был сформирован итоговый датасет для анализа. Каждая строка соответствует одной компании, а столбцы содержат бинарные признаки наличия каждого уникального ФП (1 — фактор зафиксирован до дефолта, 0 — нет). Характеристики сформированного датасета:</w:t>
       </w:r>
     </w:p>
     <w:tbl>
@@ -5598,7 +5220,7 @@
                 <w:color w:val="000000"/>
                 <w:sz w:val="18"/>
               </w:rPr>
-              <w:t>Размер датасета</w:t>
+              <w:t>Компаний в датасете</w:t>
             </w:r>
           </w:p>
         </w:tc>
@@ -5615,7 +5237,7 @@
                 <w:color w:val="000000"/>
                 <w:sz w:val="18"/>
               </w:rPr>
-              <w:t>9 836 компаний × 272 ФП</w:t>
+              <w:t>9 836</w:t>
             </w:r>
           </w:p>
         </w:tc>
@@ -5635,7 +5257,7 @@
                 <w:color w:val="000000"/>
                 <w:sz w:val="18"/>
               </w:rPr>
-              <w:t>Дефолтных компаний</w:t>
+              <w:t>Уникальных ФП (столбцов)</w:t>
             </w:r>
           </w:p>
         </w:tc>
@@ -5653,7 +5275,7 @@
                 <w:color w:val="000000"/>
                 <w:sz w:val="18"/>
               </w:rPr>
-              <w:t>456</w:t>
+              <w:t>272</w:t>
             </w:r>
           </w:p>
         </w:tc>
@@ -5672,7 +5294,7 @@
                 <w:color w:val="000000"/>
                 <w:sz w:val="18"/>
               </w:rPr>
-              <w:t>Вероятность дефолта</w:t>
+              <w:t>Дефолтных компаний</w:t>
             </w:r>
           </w:p>
         </w:tc>
@@ -5689,7 +5311,7 @@
                 <w:color w:val="000000"/>
                 <w:sz w:val="18"/>
               </w:rPr>
-              <w:t>4,64%</w:t>
+              <w:t>456</w:t>
             </w:r>
           </w:p>
         </w:tc>
@@ -5709,7 +5331,7 @@
                 <w:color w:val="000000"/>
                 <w:sz w:val="18"/>
               </w:rPr>
-              <w:t>МкБ</w:t>
+              <w:t>Вероятность дефолта</w:t>
             </w:r>
           </w:p>
         </w:tc>
@@ -5727,7 +5349,7 @@
                 <w:color w:val="000000"/>
                 <w:sz w:val="18"/>
               </w:rPr>
-              <w:t>6 500 комп., 219 деф. (3,37%)</w:t>
+              <w:t>4,64%</w:t>
             </w:r>
           </w:p>
         </w:tc>
@@ -5746,7 +5368,7 @@
                 <w:color w:val="000000"/>
                 <w:sz w:val="18"/>
               </w:rPr>
-              <w:t>МСБ</w:t>
+              <w:t>МкБ</w:t>
             </w:r>
           </w:p>
         </w:tc>
@@ -5763,7 +5385,7 @@
                 <w:color w:val="000000"/>
                 <w:sz w:val="18"/>
               </w:rPr>
-              <w:t>2 253 комп., 108 деф. (4,79%)</w:t>
+              <w:t>6 500 комп., 219 деф. (3,37%)</w:t>
             </w:r>
           </w:p>
         </w:tc>
@@ -5783,7 +5405,7 @@
                 <w:color w:val="000000"/>
                 <w:sz w:val="18"/>
               </w:rPr>
-              <w:t>ККБ</w:t>
+              <w:t>МСБ</w:t>
             </w:r>
           </w:p>
         </w:tc>
@@ -5791,6 +5413,42 @@
           <w:tcPr>
             <w:tcW w:w="5670" w:type="dxa"/>
             <w:shd w:fill="D6E4F0"/>
+          </w:tcPr>
+          <w:p>
+            <w:r/>
+            <w:r>
+              <w:rPr>
+                <w:rFonts w:ascii="Calibri" w:hAnsi="Calibri"/>
+                <w:b w:val="0"/>
+                <w:color w:val="000000"/>
+                <w:sz w:val="18"/>
+              </w:rPr>
+              <w:t>2 253 комп., 108 деф. (4,79%)</w:t>
+            </w:r>
+          </w:p>
+        </w:tc>
+      </w:tr>
+      <w:tr>
+        <w:tc>
+          <w:tcPr>
+            <w:tcW w:w="2835" w:type="dxa"/>
+          </w:tcPr>
+          <w:p>
+            <w:r/>
+            <w:r>
+              <w:rPr>
+                <w:rFonts w:ascii="Calibri" w:hAnsi="Calibri"/>
+                <w:b w:val="0"/>
+                <w:color w:val="000000"/>
+                <w:sz w:val="18"/>
+              </w:rPr>
+              <w:t>ККБ</w:t>
+            </w:r>
+          </w:p>
+        </w:tc>
+        <w:tc>
+          <w:tcPr>
+            <w:tcW w:w="5670" w:type="dxa"/>
           </w:tcPr>
           <w:p>
             <w:r/>
@@ -5824,7 +5482,7 @@
         <w:rPr>
           <w:color w:val="000000"/>
         </w:rPr>
-        <w:t>«Внезапные» дефолты — это компании, которые дефолтнули, но до даты дефолта у них не было ни одного ФП-предиктора. Единственным зафиксированным событием оказался сам определяющий фактор, вызвавший дефолт. Для таких компаний предсказание дефолта по предшествующим ФП принципиально невозможно.</w:t>
+        <w:t>«Внезапные» дефолты — это компании, которые дефолтнули, но до даты дефолта у них не было ни одного зафиксированного ФП. Единственным событием оказался сам определяющий фактор, вызвавший дефолт. Для таких компаний предсказание дефолта по предшествующим ФП принципиально невозможно.</w:t>
       </w:r>
     </w:p>
     <w:tbl>
@@ -6038,18 +5696,18 @@
         <w:rPr>
           <w:color w:val="000000"/>
         </w:rPr>
-        <w:t>Из 500 дефолтных компаний 44 (8,8%) являются «внезапными» — у них не было наблюдаемых ФП-предикторов до момента дефолта. Эти компании не попадают в pivot-датасет и не участвуют в дальнейшем анализе предикторов. Оставшиеся 456 дефолтных компаний имеют наблюдаемую историю ФП и формируют основу для анализа факторов-предикторов.</w:t>
+        <w:t>Из 500 дефолтных компаний 44 (8,8%) являются «внезапными» — у них не было наблюдаемых ФП до момента дефолта. Эти компании не попадают в итоговый датасет и не участвуют в дальнейшем анализе. Оставшиеся 456 дефолтных компаний имеют наблюдаемую историю ФП и формируют основу для дальнейшего анализа.</w:t>
       </w:r>
     </w:p>
     <w:p>
       <w:pPr>
-        <w:pStyle w:val="Heading1"/>
+        <w:pStyle w:val="Heading2"/>
       </w:pPr>
       <w:r>
         <w:rPr>
           <w:color w:val="000000"/>
         </w:rPr>
-        <w:t>6. Распределение числа ФП-предикторов</w:t>
+        <w:t>2.1. Распределение ФП: дефолтные vs недефолтные компании</w:t>
       </w:r>
     </w:p>
     <w:p>
@@ -6057,7 +5715,7 @@
         <w:rPr>
           <w:color w:val="000000"/>
         </w:rPr>
-        <w:t>Для каждого сегмента построены гистограммы распределения количества уникальных ФП-предикторов у дефолтных и недефолтных компаний (плотность).</w:t>
+        <w:t>Для каждого сегмента построены гистограммы распределения количества уникальных ФП у дефолтных и недефолтных компаний (плотность).</w:t>
       </w:r>
     </w:p>
     <w:p>
@@ -6065,7 +5723,7 @@
         <w:rPr>
           <w:color w:val="000000"/>
         </w:rPr>
-        <w:t>Во всех сегментах прослеживается устойчивая тенденция: дефолтные компании имеют бо́льшее количество уникальных ФП-предикторов по сравнению с недефолтными. Распределения пересекаются, но гистограммы дефолтных компаний смещены вправо.</w:t>
+        <w:t>Во всех сегментах прослеживается устойчивая тенденция: дефолтные компании имеют бо́льшее количество уникальных ФП по сравнению с недефолтными. Распределения пересекаются, но гистограммы дефолтных компаний смещены вправо.</w:t>
       </w:r>
     </w:p>
     <w:p>
@@ -6081,18 +5739,18 @@
         <w:rPr>
           <w:color w:val="000000"/>
         </w:rPr>
-        <w:t>Данный анализ подтверждает гипотезу о том, что накопление ФП-предикторов связано с повышенной вероятностью дефолта.</w:t>
+        <w:t>Данный анализ подтверждает гипотезу о том, что накопление ФП связано с повышенной вероятностью дефолта.</w:t>
       </w:r>
     </w:p>
     <w:p>
       <w:pPr>
-        <w:pStyle w:val="Heading1"/>
+        <w:pStyle w:val="Heading2"/>
       </w:pPr>
       <w:r>
         <w:rPr>
           <w:color w:val="000000"/>
         </w:rPr>
-        <w:t>7. Динамика дефолтов по месяцам и кварталам</w:t>
+        <w:t>2.2. Динамика дефолтов по месяцам и кварталам</w:t>
       </w:r>
     </w:p>
     <w:p>
@@ -9584,13 +9242,13 @@
     </w:p>
     <w:p>
       <w:pPr>
-        <w:pStyle w:val="Heading1"/>
+        <w:pStyle w:val="Heading2"/>
       </w:pPr>
       <w:r>
         <w:rPr>
           <w:color w:val="000000"/>
         </w:rPr>
-        <w:t>8. Корреляции ФП (phi-коэффициент)</w:t>
+        <w:t>2.3. Влияние ФП на вероятность дефолта (корреляция)</w:t>
       </w:r>
     </w:p>
     <w:p>
@@ -11030,13 +10688,13 @@
     </w:p>
     <w:p>
       <w:pPr>
-        <w:pStyle w:val="Heading1"/>
+        <w:pStyle w:val="Heading2"/>
       </w:pPr>
       <w:r>
         <w:rPr>
           <w:color w:val="000000"/>
         </w:rPr>
-        <w:t>9. Кросс-таблицы и Lift</w:t>
+        <w:t>2.4. Кросс-таблицы ФП</w:t>
       </w:r>
     </w:p>
     <w:p>
@@ -11044,7 +10702,7 @@
         <w:rPr>
           <w:color w:val="000000"/>
         </w:rPr>
-        <w:t>Для каждого сегмента построена кросс-таблица, оценивающая связь каждого отдельного ФП-предиктора с дефолтом. Столбцы таблицы имеют следующее значение:</w:t>
+        <w:t>Для каждого сегмента построена кросс-таблица, оценивающая связь каждого отдельного ФП с дефолтом. Столбцы таблицы имеют следующее значение:</w:t>
       </w:r>
     </w:p>
     <w:p>
@@ -18871,13 +18529,13 @@
     </w:p>
     <w:p>
       <w:pPr>
-        <w:pStyle w:val="Heading1"/>
+        <w:pStyle w:val="Heading2"/>
       </w:pPr>
       <w:r>
         <w:rPr>
           <w:color w:val="000000"/>
         </w:rPr>
-        <w:t>10. Топ комбинаций ФП по Lift</w:t>
+        <w:t>2.5. Комбинации ФП по сегментам (пары, тройки)</w:t>
       </w:r>
     </w:p>
     <w:p>
@@ -22744,13 +22402,13 @@
     </w:p>
     <w:p>
       <w:pPr>
-        <w:pStyle w:val="Heading1"/>
+        <w:pStyle w:val="Heading2"/>
       </w:pPr>
       <w:r>
         <w:rPr>
           <w:color w:val="000000"/>
         </w:rPr>
-        <w:t>11. Lead time: первый ФП → дефолт</w:t>
+        <w:t>2.6. Время от первого ФП до дефолта</w:t>
       </w:r>
     </w:p>
     <w:p>
@@ -22758,7 +22416,7 @@
         <w:rPr>
           <w:color w:val="000000"/>
         </w:rPr>
-        <w:t>Lead time — это количество дней между датой первого ФП-предиктора и датой дефолта. Данный показатель характеризует, за какой срок до дефолта начинают появляться предупреждающие сигналы. Важное ограничение: используемое минимальное окно наблюдения (3 месяца) означает, что все дефолты из первых 3 месяцев периода исключены, поэтому минимальные значения lead time не могут быть менее ~90 дней для дефолтов, произошедших вблизи границы окна. Тем не менее, для компаний с первым ФП задолго до начала периода (до 2023 года) lead time может быть коротким.</w:t>
+        <w:t>Анализируется временной промежуток (в днях) между датой первого зафиксированного ФП и датой дефолта. Данный показатель характеризует, за какой срок до дефолта начинают появляться предупреждающие сигналы. Важное ограничение: используемое минимальное окно наблюдения (3 месяца) означает, что все дефолты из первых 3 месяцев периода исключены, поэтому минимальные значения для дефолтов, произошедших вблизи границы окна, ограничены снизу. Тем не менее, для компаний с первым ФП задолго до начала периода lead time может быть коротким.</w:t>
       </w:r>
     </w:p>
     <w:tbl>
@@ -23400,1521 +23058,7 @@
         <w:rPr>
           <w:color w:val="000000"/>
         </w:rPr>
-        <w:t>Медианное значение lead time составляет 488 дней (~16 месяцев) по всей выборке, что подтверждает: ФП-предикторы появляются задолго до наступления дефолта. Сегмент ККБ демонстрирует наибольшую медиану — 609 дней (~20 месяцев), то есть крупные корпоративные клиенты накапливают факторы проблемности в течение длительного периода перед дефолтом. МкБ имеет наименьшее среднее (418 дней) — микробизнес реагирует быстрее. Разброс значений значительный (от 1 до 1 054 дней), что отражает разнородность процессов деградации кредитного качества.</w:t>
-      </w:r>
-    </w:p>
-    <w:p>
-      <w:pPr>
-        <w:pStyle w:val="Heading1"/>
-      </w:pPr>
-      <w:r>
-        <w:rPr>
-          <w:color w:val="000000"/>
-        </w:rPr>
-        <w:t>12. Вероятность дефолта vs количество ФП</w:t>
-      </w:r>
-    </w:p>
-    <w:p>
-      <w:r>
-        <w:rPr>
-          <w:color w:val="000000"/>
-        </w:rPr>
-        <w:t>Анализируется зависимость вероятности дефолта от минимального числа уникальных ФП-предикторов у компании. Для каждого порога отсечения (≥0, ≥1, ≥3, ≥5, ≥10, ≥15, ≥20) рассчитывается вероятность дефолта среди компаний, превышающих порог.</w:t>
-      </w:r>
-    </w:p>
-    <w:p>
-      <w:r>
-        <w:rPr>
-          <w:color w:val="000000"/>
-        </w:rPr>
-        <w:t>МкБ:</w:t>
-      </w:r>
-    </w:p>
-    <w:tbl>
-      <w:tblPr>
-        <w:tblStyle w:val="TableGrid"/>
-        <w:tblW w:type="auto" w:w="0"/>
-        <w:jc w:val="center"/>
-        <w:tblLook w:firstColumn="1" w:firstRow="1" w:lastColumn="0" w:lastRow="0" w:noHBand="0" w:noVBand="1" w:val="04A0"/>
-        <w:tblLayout w:type="fixed"/>
-      </w:tblPr>
-      <w:tblGrid>
-        <w:gridCol w:w="1701"/>
-        <w:gridCol w:w="2268"/>
-        <w:gridCol w:w="2268"/>
-      </w:tblGrid>
-      <w:tr>
-        <w:tc>
-          <w:tcPr>
-            <w:tcW w:w="1701" w:type="dxa"/>
-            <w:shd w:fill="1F4E79"/>
-          </w:tcPr>
-          <w:p>
-            <w:pPr>
-              <w:jc w:val="center"/>
-            </w:pPr>
-            <w:r/>
-            <w:r>
-              <w:rPr>
-                <w:rFonts w:ascii="Calibri" w:hAnsi="Calibri"/>
-                <w:b/>
-                <w:color w:val="FFFFFF"/>
-                <w:sz w:val="18"/>
-              </w:rPr>
-              <w:t>Порог</w:t>
-            </w:r>
-          </w:p>
-        </w:tc>
-        <w:tc>
-          <w:tcPr>
-            <w:tcW w:w="2268" w:type="dxa"/>
-            <w:shd w:fill="1F4E79"/>
-          </w:tcPr>
-          <w:p>
-            <w:pPr>
-              <w:jc w:val="center"/>
-            </w:pPr>
-            <w:r/>
-            <w:r>
-              <w:rPr>
-                <w:rFonts w:ascii="Calibri" w:hAnsi="Calibri"/>
-                <w:b/>
-                <w:color w:val="FFFFFF"/>
-                <w:sz w:val="18"/>
-              </w:rPr>
-              <w:t>Компаний</w:t>
-            </w:r>
-          </w:p>
-        </w:tc>
-        <w:tc>
-          <w:tcPr>
-            <w:tcW w:w="2268" w:type="dxa"/>
-            <w:shd w:fill="1F4E79"/>
-          </w:tcPr>
-          <w:p>
-            <w:pPr>
-              <w:jc w:val="center"/>
-            </w:pPr>
-            <w:r/>
-            <w:r>
-              <w:rPr>
-                <w:rFonts w:ascii="Calibri" w:hAnsi="Calibri"/>
-                <w:b/>
-                <w:color w:val="FFFFFF"/>
-                <w:sz w:val="18"/>
-              </w:rPr>
-              <w:t>Вер. дефолта</w:t>
-            </w:r>
-          </w:p>
-        </w:tc>
-      </w:tr>
-      <w:tr>
-        <w:tc>
-          <w:tcPr>
-            <w:tcW w:w="1701" w:type="dxa"/>
-          </w:tcPr>
-          <w:p>
-            <w:r/>
-            <w:r>
-              <w:rPr>
-                <w:rFonts w:ascii="Calibri" w:hAnsi="Calibri"/>
-                <w:b w:val="0"/>
-                <w:color w:val="000000"/>
-                <w:sz w:val="18"/>
-              </w:rPr>
-              <w:t>≥ 0</w:t>
-            </w:r>
-          </w:p>
-        </w:tc>
-        <w:tc>
-          <w:tcPr>
-            <w:tcW w:w="2268" w:type="dxa"/>
-          </w:tcPr>
-          <w:p>
-            <w:pPr>
-              <w:jc w:val="right"/>
-            </w:pPr>
-            <w:r/>
-            <w:r>
-              <w:rPr>
-                <w:rFonts w:ascii="Calibri" w:hAnsi="Calibri"/>
-                <w:b w:val="0"/>
-                <w:color w:val="000000"/>
-                <w:sz w:val="18"/>
-              </w:rPr>
-              <w:t>6 500</w:t>
-            </w:r>
-          </w:p>
-        </w:tc>
-        <w:tc>
-          <w:tcPr>
-            <w:tcW w:w="2268" w:type="dxa"/>
-          </w:tcPr>
-          <w:p>
-            <w:pPr>
-              <w:jc w:val="right"/>
-            </w:pPr>
-            <w:r/>
-            <w:r>
-              <w:rPr>
-                <w:rFonts w:ascii="Calibri" w:hAnsi="Calibri"/>
-                <w:b w:val="0"/>
-                <w:color w:val="000000"/>
-                <w:sz w:val="18"/>
-              </w:rPr>
-              <w:t>3,37%</w:t>
-            </w:r>
-          </w:p>
-        </w:tc>
-      </w:tr>
-      <w:tr>
-        <w:tc>
-          <w:tcPr>
-            <w:tcW w:w="1701" w:type="dxa"/>
-            <w:shd w:fill="D6E4F0"/>
-          </w:tcPr>
-          <w:p>
-            <w:r/>
-            <w:r>
-              <w:rPr>
-                <w:rFonts w:ascii="Calibri" w:hAnsi="Calibri"/>
-                <w:b w:val="0"/>
-                <w:color w:val="000000"/>
-                <w:sz w:val="18"/>
-              </w:rPr>
-              <w:t>≥ 1</w:t>
-            </w:r>
-          </w:p>
-        </w:tc>
-        <w:tc>
-          <w:tcPr>
-            <w:tcW w:w="2268" w:type="dxa"/>
-            <w:shd w:fill="D6E4F0"/>
-          </w:tcPr>
-          <w:p>
-            <w:pPr>
-              <w:jc w:val="right"/>
-            </w:pPr>
-            <w:r/>
-            <w:r>
-              <w:rPr>
-                <w:rFonts w:ascii="Calibri" w:hAnsi="Calibri"/>
-                <w:b w:val="0"/>
-                <w:color w:val="000000"/>
-                <w:sz w:val="18"/>
-              </w:rPr>
-              <w:t>6 500</w:t>
-            </w:r>
-          </w:p>
-        </w:tc>
-        <w:tc>
-          <w:tcPr>
-            <w:tcW w:w="2268" w:type="dxa"/>
-            <w:shd w:fill="D6E4F0"/>
-          </w:tcPr>
-          <w:p>
-            <w:pPr>
-              <w:jc w:val="right"/>
-            </w:pPr>
-            <w:r/>
-            <w:r>
-              <w:rPr>
-                <w:rFonts w:ascii="Calibri" w:hAnsi="Calibri"/>
-                <w:b w:val="0"/>
-                <w:color w:val="000000"/>
-                <w:sz w:val="18"/>
-              </w:rPr>
-              <w:t>3,37%</w:t>
-            </w:r>
-          </w:p>
-        </w:tc>
-      </w:tr>
-      <w:tr>
-        <w:tc>
-          <w:tcPr>
-            <w:tcW w:w="1701" w:type="dxa"/>
-          </w:tcPr>
-          <w:p>
-            <w:r/>
-            <w:r>
-              <w:rPr>
-                <w:rFonts w:ascii="Calibri" w:hAnsi="Calibri"/>
-                <w:b w:val="0"/>
-                <w:color w:val="000000"/>
-                <w:sz w:val="18"/>
-              </w:rPr>
-              <w:t>≥ 3</w:t>
-            </w:r>
-          </w:p>
-        </w:tc>
-        <w:tc>
-          <w:tcPr>
-            <w:tcW w:w="2268" w:type="dxa"/>
-          </w:tcPr>
-          <w:p>
-            <w:pPr>
-              <w:jc w:val="right"/>
-            </w:pPr>
-            <w:r/>
-            <w:r>
-              <w:rPr>
-                <w:rFonts w:ascii="Calibri" w:hAnsi="Calibri"/>
-                <w:b w:val="0"/>
-                <w:color w:val="000000"/>
-                <w:sz w:val="18"/>
-              </w:rPr>
-              <w:t>4 180</w:t>
-            </w:r>
-          </w:p>
-        </w:tc>
-        <w:tc>
-          <w:tcPr>
-            <w:tcW w:w="2268" w:type="dxa"/>
-          </w:tcPr>
-          <w:p>
-            <w:pPr>
-              <w:jc w:val="right"/>
-            </w:pPr>
-            <w:r/>
-            <w:r>
-              <w:rPr>
-                <w:rFonts w:ascii="Calibri" w:hAnsi="Calibri"/>
-                <w:b w:val="0"/>
-                <w:color w:val="000000"/>
-                <w:sz w:val="18"/>
-              </w:rPr>
-              <w:t>3,76%</w:t>
-            </w:r>
-          </w:p>
-        </w:tc>
-      </w:tr>
-      <w:tr>
-        <w:tc>
-          <w:tcPr>
-            <w:tcW w:w="1701" w:type="dxa"/>
-            <w:shd w:fill="D6E4F0"/>
-          </w:tcPr>
-          <w:p>
-            <w:r/>
-            <w:r>
-              <w:rPr>
-                <w:rFonts w:ascii="Calibri" w:hAnsi="Calibri"/>
-                <w:b w:val="0"/>
-                <w:color w:val="000000"/>
-                <w:sz w:val="18"/>
-              </w:rPr>
-              <w:t>≥ 5</w:t>
-            </w:r>
-          </w:p>
-        </w:tc>
-        <w:tc>
-          <w:tcPr>
-            <w:tcW w:w="2268" w:type="dxa"/>
-            <w:shd w:fill="D6E4F0"/>
-          </w:tcPr>
-          <w:p>
-            <w:pPr>
-              <w:jc w:val="right"/>
-            </w:pPr>
-            <w:r/>
-            <w:r>
-              <w:rPr>
-                <w:rFonts w:ascii="Calibri" w:hAnsi="Calibri"/>
-                <w:b w:val="0"/>
-                <w:color w:val="000000"/>
-                <w:sz w:val="18"/>
-              </w:rPr>
-              <w:t>2 195</w:t>
-            </w:r>
-          </w:p>
-        </w:tc>
-        <w:tc>
-          <w:tcPr>
-            <w:tcW w:w="2268" w:type="dxa"/>
-            <w:shd w:fill="D6E4F0"/>
-          </w:tcPr>
-          <w:p>
-            <w:pPr>
-              <w:jc w:val="right"/>
-            </w:pPr>
-            <w:r/>
-            <w:r>
-              <w:rPr>
-                <w:rFonts w:ascii="Calibri" w:hAnsi="Calibri"/>
-                <w:b w:val="0"/>
-                <w:color w:val="000000"/>
-                <w:sz w:val="18"/>
-              </w:rPr>
-              <w:t>4,01%</w:t>
-            </w:r>
-          </w:p>
-        </w:tc>
-      </w:tr>
-      <w:tr>
-        <w:tc>
-          <w:tcPr>
-            <w:tcW w:w="1701" w:type="dxa"/>
-          </w:tcPr>
-          <w:p>
-            <w:r/>
-            <w:r>
-              <w:rPr>
-                <w:rFonts w:ascii="Calibri" w:hAnsi="Calibri"/>
-                <w:b w:val="0"/>
-                <w:color w:val="000000"/>
-                <w:sz w:val="18"/>
-              </w:rPr>
-              <w:t>≥ 10</w:t>
-            </w:r>
-          </w:p>
-        </w:tc>
-        <w:tc>
-          <w:tcPr>
-            <w:tcW w:w="2268" w:type="dxa"/>
-          </w:tcPr>
-          <w:p>
-            <w:pPr>
-              <w:jc w:val="right"/>
-            </w:pPr>
-            <w:r/>
-            <w:r>
-              <w:rPr>
-                <w:rFonts w:ascii="Calibri" w:hAnsi="Calibri"/>
-                <w:b w:val="0"/>
-                <w:color w:val="000000"/>
-                <w:sz w:val="18"/>
-              </w:rPr>
-              <w:t>253</w:t>
-            </w:r>
-          </w:p>
-        </w:tc>
-        <w:tc>
-          <w:tcPr>
-            <w:tcW w:w="2268" w:type="dxa"/>
-          </w:tcPr>
-          <w:p>
-            <w:pPr>
-              <w:jc w:val="right"/>
-            </w:pPr>
-            <w:r/>
-            <w:r>
-              <w:rPr>
-                <w:rFonts w:ascii="Calibri" w:hAnsi="Calibri"/>
-                <w:b w:val="0"/>
-                <w:color w:val="000000"/>
-                <w:sz w:val="18"/>
-              </w:rPr>
-              <w:t>6,72%</w:t>
-            </w:r>
-          </w:p>
-        </w:tc>
-      </w:tr>
-      <w:tr>
-        <w:tc>
-          <w:tcPr>
-            <w:tcW w:w="1701" w:type="dxa"/>
-            <w:shd w:fill="D6E4F0"/>
-          </w:tcPr>
-          <w:p>
-            <w:r/>
-            <w:r>
-              <w:rPr>
-                <w:rFonts w:ascii="Calibri" w:hAnsi="Calibri"/>
-                <w:b w:val="0"/>
-                <w:color w:val="000000"/>
-                <w:sz w:val="18"/>
-              </w:rPr>
-              <w:t>≥ 15</w:t>
-            </w:r>
-          </w:p>
-        </w:tc>
-        <w:tc>
-          <w:tcPr>
-            <w:tcW w:w="2268" w:type="dxa"/>
-            <w:shd w:fill="D6E4F0"/>
-          </w:tcPr>
-          <w:p>
-            <w:pPr>
-              <w:jc w:val="right"/>
-            </w:pPr>
-            <w:r/>
-            <w:r>
-              <w:rPr>
-                <w:rFonts w:ascii="Calibri" w:hAnsi="Calibri"/>
-                <w:b w:val="0"/>
-                <w:color w:val="000000"/>
-                <w:sz w:val="18"/>
-              </w:rPr>
-              <w:t>20</w:t>
-            </w:r>
-          </w:p>
-        </w:tc>
-        <w:tc>
-          <w:tcPr>
-            <w:tcW w:w="2268" w:type="dxa"/>
-            <w:shd w:fill="D6E4F0"/>
-          </w:tcPr>
-          <w:p>
-            <w:pPr>
-              <w:jc w:val="right"/>
-            </w:pPr>
-            <w:r/>
-            <w:r>
-              <w:rPr>
-                <w:rFonts w:ascii="Calibri" w:hAnsi="Calibri"/>
-                <w:b w:val="0"/>
-                <w:color w:val="000000"/>
-                <w:sz w:val="18"/>
-              </w:rPr>
-              <w:t>10,00%</w:t>
-            </w:r>
-          </w:p>
-        </w:tc>
-      </w:tr>
-      <w:tr>
-        <w:tc>
-          <w:tcPr>
-            <w:tcW w:w="1701" w:type="dxa"/>
-          </w:tcPr>
-          <w:p>
-            <w:r/>
-            <w:r>
-              <w:rPr>
-                <w:rFonts w:ascii="Calibri" w:hAnsi="Calibri"/>
-                <w:b w:val="0"/>
-                <w:color w:val="000000"/>
-                <w:sz w:val="18"/>
-              </w:rPr>
-              <w:t>≥ 20</w:t>
-            </w:r>
-          </w:p>
-        </w:tc>
-        <w:tc>
-          <w:tcPr>
-            <w:tcW w:w="2268" w:type="dxa"/>
-          </w:tcPr>
-          <w:p>
-            <w:pPr>
-              <w:jc w:val="right"/>
-            </w:pPr>
-            <w:r/>
-            <w:r>
-              <w:rPr>
-                <w:rFonts w:ascii="Calibri" w:hAnsi="Calibri"/>
-                <w:b w:val="0"/>
-                <w:color w:val="000000"/>
-                <w:sz w:val="18"/>
-              </w:rPr>
-              <w:t>2</w:t>
-            </w:r>
-          </w:p>
-        </w:tc>
-        <w:tc>
-          <w:tcPr>
-            <w:tcW w:w="2268" w:type="dxa"/>
-          </w:tcPr>
-          <w:p>
-            <w:pPr>
-              <w:jc w:val="right"/>
-            </w:pPr>
-            <w:r/>
-            <w:r>
-              <w:rPr>
-                <w:rFonts w:ascii="Calibri" w:hAnsi="Calibri"/>
-                <w:b w:val="0"/>
-                <w:color w:val="000000"/>
-                <w:sz w:val="18"/>
-              </w:rPr>
-              <w:t>0,00%</w:t>
-            </w:r>
-          </w:p>
-        </w:tc>
-      </w:tr>
-    </w:tbl>
-    <w:p/>
-    <w:p>
-      <w:r>
-        <w:rPr>
-          <w:color w:val="000000"/>
-        </w:rPr>
-        <w:t>МСБ:</w:t>
-      </w:r>
-    </w:p>
-    <w:tbl>
-      <w:tblPr>
-        <w:tblStyle w:val="TableGrid"/>
-        <w:tblW w:type="auto" w:w="0"/>
-        <w:jc w:val="center"/>
-        <w:tblLook w:firstColumn="1" w:firstRow="1" w:lastColumn="0" w:lastRow="0" w:noHBand="0" w:noVBand="1" w:val="04A0"/>
-        <w:tblLayout w:type="fixed"/>
-      </w:tblPr>
-      <w:tblGrid>
-        <w:gridCol w:w="1701"/>
-        <w:gridCol w:w="2268"/>
-        <w:gridCol w:w="2268"/>
-      </w:tblGrid>
-      <w:tr>
-        <w:tc>
-          <w:tcPr>
-            <w:tcW w:w="1701" w:type="dxa"/>
-            <w:shd w:fill="1F4E79"/>
-          </w:tcPr>
-          <w:p>
-            <w:pPr>
-              <w:jc w:val="center"/>
-            </w:pPr>
-            <w:r/>
-            <w:r>
-              <w:rPr>
-                <w:rFonts w:ascii="Calibri" w:hAnsi="Calibri"/>
-                <w:b/>
-                <w:color w:val="FFFFFF"/>
-                <w:sz w:val="18"/>
-              </w:rPr>
-              <w:t>Порог</w:t>
-            </w:r>
-          </w:p>
-        </w:tc>
-        <w:tc>
-          <w:tcPr>
-            <w:tcW w:w="2268" w:type="dxa"/>
-            <w:shd w:fill="1F4E79"/>
-          </w:tcPr>
-          <w:p>
-            <w:pPr>
-              <w:jc w:val="center"/>
-            </w:pPr>
-            <w:r/>
-            <w:r>
-              <w:rPr>
-                <w:rFonts w:ascii="Calibri" w:hAnsi="Calibri"/>
-                <w:b/>
-                <w:color w:val="FFFFFF"/>
-                <w:sz w:val="18"/>
-              </w:rPr>
-              <w:t>Компаний</w:t>
-            </w:r>
-          </w:p>
-        </w:tc>
-        <w:tc>
-          <w:tcPr>
-            <w:tcW w:w="2268" w:type="dxa"/>
-            <w:shd w:fill="1F4E79"/>
-          </w:tcPr>
-          <w:p>
-            <w:pPr>
-              <w:jc w:val="center"/>
-            </w:pPr>
-            <w:r/>
-            <w:r>
-              <w:rPr>
-                <w:rFonts w:ascii="Calibri" w:hAnsi="Calibri"/>
-                <w:b/>
-                <w:color w:val="FFFFFF"/>
-                <w:sz w:val="18"/>
-              </w:rPr>
-              <w:t>Вер. дефолта</w:t>
-            </w:r>
-          </w:p>
-        </w:tc>
-      </w:tr>
-      <w:tr>
-        <w:tc>
-          <w:tcPr>
-            <w:tcW w:w="1701" w:type="dxa"/>
-          </w:tcPr>
-          <w:p>
-            <w:r/>
-            <w:r>
-              <w:rPr>
-                <w:rFonts w:ascii="Calibri" w:hAnsi="Calibri"/>
-                <w:b w:val="0"/>
-                <w:color w:val="000000"/>
-                <w:sz w:val="18"/>
-              </w:rPr>
-              <w:t>≥ 0</w:t>
-            </w:r>
-          </w:p>
-        </w:tc>
-        <w:tc>
-          <w:tcPr>
-            <w:tcW w:w="2268" w:type="dxa"/>
-          </w:tcPr>
-          <w:p>
-            <w:pPr>
-              <w:jc w:val="right"/>
-            </w:pPr>
-            <w:r/>
-            <w:r>
-              <w:rPr>
-                <w:rFonts w:ascii="Calibri" w:hAnsi="Calibri"/>
-                <w:b w:val="0"/>
-                <w:color w:val="000000"/>
-                <w:sz w:val="18"/>
-              </w:rPr>
-              <w:t>2 253</w:t>
-            </w:r>
-          </w:p>
-        </w:tc>
-        <w:tc>
-          <w:tcPr>
-            <w:tcW w:w="2268" w:type="dxa"/>
-          </w:tcPr>
-          <w:p>
-            <w:pPr>
-              <w:jc w:val="right"/>
-            </w:pPr>
-            <w:r/>
-            <w:r>
-              <w:rPr>
-                <w:rFonts w:ascii="Calibri" w:hAnsi="Calibri"/>
-                <w:b w:val="0"/>
-                <w:color w:val="000000"/>
-                <w:sz w:val="18"/>
-              </w:rPr>
-              <w:t>4,79%</w:t>
-            </w:r>
-          </w:p>
-        </w:tc>
-      </w:tr>
-      <w:tr>
-        <w:tc>
-          <w:tcPr>
-            <w:tcW w:w="1701" w:type="dxa"/>
-            <w:shd w:fill="D6E4F0"/>
-          </w:tcPr>
-          <w:p>
-            <w:r/>
-            <w:r>
-              <w:rPr>
-                <w:rFonts w:ascii="Calibri" w:hAnsi="Calibri"/>
-                <w:b w:val="0"/>
-                <w:color w:val="000000"/>
-                <w:sz w:val="18"/>
-              </w:rPr>
-              <w:t>≥ 1</w:t>
-            </w:r>
-          </w:p>
-        </w:tc>
-        <w:tc>
-          <w:tcPr>
-            <w:tcW w:w="2268" w:type="dxa"/>
-            <w:shd w:fill="D6E4F0"/>
-          </w:tcPr>
-          <w:p>
-            <w:pPr>
-              <w:jc w:val="right"/>
-            </w:pPr>
-            <w:r/>
-            <w:r>
-              <w:rPr>
-                <w:rFonts w:ascii="Calibri" w:hAnsi="Calibri"/>
-                <w:b w:val="0"/>
-                <w:color w:val="000000"/>
-                <w:sz w:val="18"/>
-              </w:rPr>
-              <w:t>2 253</w:t>
-            </w:r>
-          </w:p>
-        </w:tc>
-        <w:tc>
-          <w:tcPr>
-            <w:tcW w:w="2268" w:type="dxa"/>
-            <w:shd w:fill="D6E4F0"/>
-          </w:tcPr>
-          <w:p>
-            <w:pPr>
-              <w:jc w:val="right"/>
-            </w:pPr>
-            <w:r/>
-            <w:r>
-              <w:rPr>
-                <w:rFonts w:ascii="Calibri" w:hAnsi="Calibri"/>
-                <w:b w:val="0"/>
-                <w:color w:val="000000"/>
-                <w:sz w:val="18"/>
-              </w:rPr>
-              <w:t>4,79%</w:t>
-            </w:r>
-          </w:p>
-        </w:tc>
-      </w:tr>
-      <w:tr>
-        <w:tc>
-          <w:tcPr>
-            <w:tcW w:w="1701" w:type="dxa"/>
-          </w:tcPr>
-          <w:p>
-            <w:r/>
-            <w:r>
-              <w:rPr>
-                <w:rFonts w:ascii="Calibri" w:hAnsi="Calibri"/>
-                <w:b w:val="0"/>
-                <w:color w:val="000000"/>
-                <w:sz w:val="18"/>
-              </w:rPr>
-              <w:t>≥ 3</w:t>
-            </w:r>
-          </w:p>
-        </w:tc>
-        <w:tc>
-          <w:tcPr>
-            <w:tcW w:w="2268" w:type="dxa"/>
-          </w:tcPr>
-          <w:p>
-            <w:pPr>
-              <w:jc w:val="right"/>
-            </w:pPr>
-            <w:r/>
-            <w:r>
-              <w:rPr>
-                <w:rFonts w:ascii="Calibri" w:hAnsi="Calibri"/>
-                <w:b w:val="0"/>
-                <w:color w:val="000000"/>
-                <w:sz w:val="18"/>
-              </w:rPr>
-              <w:t>1 841</w:t>
-            </w:r>
-          </w:p>
-        </w:tc>
-        <w:tc>
-          <w:tcPr>
-            <w:tcW w:w="2268" w:type="dxa"/>
-          </w:tcPr>
-          <w:p>
-            <w:pPr>
-              <w:jc w:val="right"/>
-            </w:pPr>
-            <w:r/>
-            <w:r>
-              <w:rPr>
-                <w:rFonts w:ascii="Calibri" w:hAnsi="Calibri"/>
-                <w:b w:val="0"/>
-                <w:color w:val="000000"/>
-                <w:sz w:val="18"/>
-              </w:rPr>
-              <w:t>4,89%</w:t>
-            </w:r>
-          </w:p>
-        </w:tc>
-      </w:tr>
-      <w:tr>
-        <w:tc>
-          <w:tcPr>
-            <w:tcW w:w="1701" w:type="dxa"/>
-            <w:shd w:fill="D6E4F0"/>
-          </w:tcPr>
-          <w:p>
-            <w:r/>
-            <w:r>
-              <w:rPr>
-                <w:rFonts w:ascii="Calibri" w:hAnsi="Calibri"/>
-                <w:b w:val="0"/>
-                <w:color w:val="000000"/>
-                <w:sz w:val="18"/>
-              </w:rPr>
-              <w:t>≥ 5</w:t>
-            </w:r>
-          </w:p>
-        </w:tc>
-        <w:tc>
-          <w:tcPr>
-            <w:tcW w:w="2268" w:type="dxa"/>
-            <w:shd w:fill="D6E4F0"/>
-          </w:tcPr>
-          <w:p>
-            <w:pPr>
-              <w:jc w:val="right"/>
-            </w:pPr>
-            <w:r/>
-            <w:r>
-              <w:rPr>
-                <w:rFonts w:ascii="Calibri" w:hAnsi="Calibri"/>
-                <w:b w:val="0"/>
-                <w:color w:val="000000"/>
-                <w:sz w:val="18"/>
-              </w:rPr>
-              <w:t>1 340</w:t>
-            </w:r>
-          </w:p>
-        </w:tc>
-        <w:tc>
-          <w:tcPr>
-            <w:tcW w:w="2268" w:type="dxa"/>
-            <w:shd w:fill="D6E4F0"/>
-          </w:tcPr>
-          <w:p>
-            <w:pPr>
-              <w:jc w:val="right"/>
-            </w:pPr>
-            <w:r/>
-            <w:r>
-              <w:rPr>
-                <w:rFonts w:ascii="Calibri" w:hAnsi="Calibri"/>
-                <w:b w:val="0"/>
-                <w:color w:val="000000"/>
-                <w:sz w:val="18"/>
-              </w:rPr>
-              <w:t>4,25%</w:t>
-            </w:r>
-          </w:p>
-        </w:tc>
-      </w:tr>
-      <w:tr>
-        <w:tc>
-          <w:tcPr>
-            <w:tcW w:w="1701" w:type="dxa"/>
-          </w:tcPr>
-          <w:p>
-            <w:r/>
-            <w:r>
-              <w:rPr>
-                <w:rFonts w:ascii="Calibri" w:hAnsi="Calibri"/>
-                <w:b w:val="0"/>
-                <w:color w:val="000000"/>
-                <w:sz w:val="18"/>
-              </w:rPr>
-              <w:t>≥ 10</w:t>
-            </w:r>
-          </w:p>
-        </w:tc>
-        <w:tc>
-          <w:tcPr>
-            <w:tcW w:w="2268" w:type="dxa"/>
-          </w:tcPr>
-          <w:p>
-            <w:pPr>
-              <w:jc w:val="right"/>
-            </w:pPr>
-            <w:r/>
-            <w:r>
-              <w:rPr>
-                <w:rFonts w:ascii="Calibri" w:hAnsi="Calibri"/>
-                <w:b w:val="0"/>
-                <w:color w:val="000000"/>
-                <w:sz w:val="18"/>
-              </w:rPr>
-              <w:t>414</w:t>
-            </w:r>
-          </w:p>
-        </w:tc>
-        <w:tc>
-          <w:tcPr>
-            <w:tcW w:w="2268" w:type="dxa"/>
-          </w:tcPr>
-          <w:p>
-            <w:pPr>
-              <w:jc w:val="right"/>
-            </w:pPr>
-            <w:r/>
-            <w:r>
-              <w:rPr>
-                <w:rFonts w:ascii="Calibri" w:hAnsi="Calibri"/>
-                <w:b w:val="0"/>
-                <w:color w:val="000000"/>
-                <w:sz w:val="18"/>
-              </w:rPr>
-              <w:t>4,59%</w:t>
-            </w:r>
-          </w:p>
-        </w:tc>
-      </w:tr>
-      <w:tr>
-        <w:tc>
-          <w:tcPr>
-            <w:tcW w:w="1701" w:type="dxa"/>
-            <w:shd w:fill="D6E4F0"/>
-          </w:tcPr>
-          <w:p>
-            <w:r/>
-            <w:r>
-              <w:rPr>
-                <w:rFonts w:ascii="Calibri" w:hAnsi="Calibri"/>
-                <w:b w:val="0"/>
-                <w:color w:val="000000"/>
-                <w:sz w:val="18"/>
-              </w:rPr>
-              <w:t>≥ 15</w:t>
-            </w:r>
-          </w:p>
-        </w:tc>
-        <w:tc>
-          <w:tcPr>
-            <w:tcW w:w="2268" w:type="dxa"/>
-            <w:shd w:fill="D6E4F0"/>
-          </w:tcPr>
-          <w:p>
-            <w:pPr>
-              <w:jc w:val="right"/>
-            </w:pPr>
-            <w:r/>
-            <w:r>
-              <w:rPr>
-                <w:rFonts w:ascii="Calibri" w:hAnsi="Calibri"/>
-                <w:b w:val="0"/>
-                <w:color w:val="000000"/>
-                <w:sz w:val="18"/>
-              </w:rPr>
-              <w:t>78</w:t>
-            </w:r>
-          </w:p>
-        </w:tc>
-        <w:tc>
-          <w:tcPr>
-            <w:tcW w:w="2268" w:type="dxa"/>
-            <w:shd w:fill="D6E4F0"/>
-          </w:tcPr>
-          <w:p>
-            <w:pPr>
-              <w:jc w:val="right"/>
-            </w:pPr>
-            <w:r/>
-            <w:r>
-              <w:rPr>
-                <w:rFonts w:ascii="Calibri" w:hAnsi="Calibri"/>
-                <w:b w:val="0"/>
-                <w:color w:val="000000"/>
-                <w:sz w:val="18"/>
-              </w:rPr>
-              <w:t>3,85%</w:t>
-            </w:r>
-          </w:p>
-        </w:tc>
-      </w:tr>
-      <w:tr>
-        <w:tc>
-          <w:tcPr>
-            <w:tcW w:w="1701" w:type="dxa"/>
-          </w:tcPr>
-          <w:p>
-            <w:r/>
-            <w:r>
-              <w:rPr>
-                <w:rFonts w:ascii="Calibri" w:hAnsi="Calibri"/>
-                <w:b w:val="0"/>
-                <w:color w:val="000000"/>
-                <w:sz w:val="18"/>
-              </w:rPr>
-              <w:t>≥ 20</w:t>
-            </w:r>
-          </w:p>
-        </w:tc>
-        <w:tc>
-          <w:tcPr>
-            <w:tcW w:w="2268" w:type="dxa"/>
-          </w:tcPr>
-          <w:p>
-            <w:pPr>
-              <w:jc w:val="right"/>
-            </w:pPr>
-            <w:r/>
-            <w:r>
-              <w:rPr>
-                <w:rFonts w:ascii="Calibri" w:hAnsi="Calibri"/>
-                <w:b w:val="0"/>
-                <w:color w:val="000000"/>
-                <w:sz w:val="18"/>
-              </w:rPr>
-              <w:t>17</w:t>
-            </w:r>
-          </w:p>
-        </w:tc>
-        <w:tc>
-          <w:tcPr>
-            <w:tcW w:w="2268" w:type="dxa"/>
-          </w:tcPr>
-          <w:p>
-            <w:pPr>
-              <w:jc w:val="right"/>
-            </w:pPr>
-            <w:r/>
-            <w:r>
-              <w:rPr>
-                <w:rFonts w:ascii="Calibri" w:hAnsi="Calibri"/>
-                <w:b w:val="0"/>
-                <w:color w:val="000000"/>
-                <w:sz w:val="18"/>
-              </w:rPr>
-              <w:t>11,76%</w:t>
-            </w:r>
-          </w:p>
-        </w:tc>
-      </w:tr>
-    </w:tbl>
-    <w:p/>
-    <w:p>
-      <w:r>
-        <w:rPr>
-          <w:color w:val="000000"/>
-        </w:rPr>
-        <w:t>ККБ:</w:t>
-      </w:r>
-    </w:p>
-    <w:tbl>
-      <w:tblPr>
-        <w:tblStyle w:val="TableGrid"/>
-        <w:tblW w:type="auto" w:w="0"/>
-        <w:jc w:val="center"/>
-        <w:tblLook w:firstColumn="1" w:firstRow="1" w:lastColumn="0" w:lastRow="0" w:noHBand="0" w:noVBand="1" w:val="04A0"/>
-        <w:tblLayout w:type="fixed"/>
-      </w:tblPr>
-      <w:tblGrid>
-        <w:gridCol w:w="1701"/>
-        <w:gridCol w:w="2268"/>
-        <w:gridCol w:w="2268"/>
-      </w:tblGrid>
-      <w:tr>
-        <w:tc>
-          <w:tcPr>
-            <w:tcW w:w="1701" w:type="dxa"/>
-            <w:shd w:fill="1F4E79"/>
-          </w:tcPr>
-          <w:p>
-            <w:pPr>
-              <w:jc w:val="center"/>
-            </w:pPr>
-            <w:r/>
-            <w:r>
-              <w:rPr>
-                <w:rFonts w:ascii="Calibri" w:hAnsi="Calibri"/>
-                <w:b/>
-                <w:color w:val="FFFFFF"/>
-                <w:sz w:val="18"/>
-              </w:rPr>
-              <w:t>Порог</w:t>
-            </w:r>
-          </w:p>
-        </w:tc>
-        <w:tc>
-          <w:tcPr>
-            <w:tcW w:w="2268" w:type="dxa"/>
-            <w:shd w:fill="1F4E79"/>
-          </w:tcPr>
-          <w:p>
-            <w:pPr>
-              <w:jc w:val="center"/>
-            </w:pPr>
-            <w:r/>
-            <w:r>
-              <w:rPr>
-                <w:rFonts w:ascii="Calibri" w:hAnsi="Calibri"/>
-                <w:b/>
-                <w:color w:val="FFFFFF"/>
-                <w:sz w:val="18"/>
-              </w:rPr>
-              <w:t>Компаний</w:t>
-            </w:r>
-          </w:p>
-        </w:tc>
-        <w:tc>
-          <w:tcPr>
-            <w:tcW w:w="2268" w:type="dxa"/>
-            <w:shd w:fill="1F4E79"/>
-          </w:tcPr>
-          <w:p>
-            <w:pPr>
-              <w:jc w:val="center"/>
-            </w:pPr>
-            <w:r/>
-            <w:r>
-              <w:rPr>
-                <w:rFonts w:ascii="Calibri" w:hAnsi="Calibri"/>
-                <w:b/>
-                <w:color w:val="FFFFFF"/>
-                <w:sz w:val="18"/>
-              </w:rPr>
-              <w:t>Вер. дефолта</w:t>
-            </w:r>
-          </w:p>
-        </w:tc>
-      </w:tr>
-      <w:tr>
-        <w:tc>
-          <w:tcPr>
-            <w:tcW w:w="1701" w:type="dxa"/>
-          </w:tcPr>
-          <w:p>
-            <w:r/>
-            <w:r>
-              <w:rPr>
-                <w:rFonts w:ascii="Calibri" w:hAnsi="Calibri"/>
-                <w:b w:val="0"/>
-                <w:color w:val="000000"/>
-                <w:sz w:val="18"/>
-              </w:rPr>
-              <w:t>≥ 0</w:t>
-            </w:r>
-          </w:p>
-        </w:tc>
-        <w:tc>
-          <w:tcPr>
-            <w:tcW w:w="2268" w:type="dxa"/>
-          </w:tcPr>
-          <w:p>
-            <w:pPr>
-              <w:jc w:val="right"/>
-            </w:pPr>
-            <w:r/>
-            <w:r>
-              <w:rPr>
-                <w:rFonts w:ascii="Calibri" w:hAnsi="Calibri"/>
-                <w:b w:val="0"/>
-                <w:color w:val="000000"/>
-                <w:sz w:val="18"/>
-              </w:rPr>
-              <w:t>1 083</w:t>
-            </w:r>
-          </w:p>
-        </w:tc>
-        <w:tc>
-          <w:tcPr>
-            <w:tcW w:w="2268" w:type="dxa"/>
-          </w:tcPr>
-          <w:p>
-            <w:pPr>
-              <w:jc w:val="right"/>
-            </w:pPr>
-            <w:r/>
-            <w:r>
-              <w:rPr>
-                <w:rFonts w:ascii="Calibri" w:hAnsi="Calibri"/>
-                <w:b w:val="0"/>
-                <w:color w:val="000000"/>
-                <w:sz w:val="18"/>
-              </w:rPr>
-              <w:t>11,91%</w:t>
-            </w:r>
-          </w:p>
-        </w:tc>
-      </w:tr>
-      <w:tr>
-        <w:tc>
-          <w:tcPr>
-            <w:tcW w:w="1701" w:type="dxa"/>
-            <w:shd w:fill="D6E4F0"/>
-          </w:tcPr>
-          <w:p>
-            <w:r/>
-            <w:r>
-              <w:rPr>
-                <w:rFonts w:ascii="Calibri" w:hAnsi="Calibri"/>
-                <w:b w:val="0"/>
-                <w:color w:val="000000"/>
-                <w:sz w:val="18"/>
-              </w:rPr>
-              <w:t>≥ 1</w:t>
-            </w:r>
-          </w:p>
-        </w:tc>
-        <w:tc>
-          <w:tcPr>
-            <w:tcW w:w="2268" w:type="dxa"/>
-            <w:shd w:fill="D6E4F0"/>
-          </w:tcPr>
-          <w:p>
-            <w:pPr>
-              <w:jc w:val="right"/>
-            </w:pPr>
-            <w:r/>
-            <w:r>
-              <w:rPr>
-                <w:rFonts w:ascii="Calibri" w:hAnsi="Calibri"/>
-                <w:b w:val="0"/>
-                <w:color w:val="000000"/>
-                <w:sz w:val="18"/>
-              </w:rPr>
-              <w:t>1 083</w:t>
-            </w:r>
-          </w:p>
-        </w:tc>
-        <w:tc>
-          <w:tcPr>
-            <w:tcW w:w="2268" w:type="dxa"/>
-            <w:shd w:fill="D6E4F0"/>
-          </w:tcPr>
-          <w:p>
-            <w:pPr>
-              <w:jc w:val="right"/>
-            </w:pPr>
-            <w:r/>
-            <w:r>
-              <w:rPr>
-                <w:rFonts w:ascii="Calibri" w:hAnsi="Calibri"/>
-                <w:b w:val="0"/>
-                <w:color w:val="000000"/>
-                <w:sz w:val="18"/>
-              </w:rPr>
-              <w:t>11,91%</w:t>
-            </w:r>
-          </w:p>
-        </w:tc>
-      </w:tr>
-      <w:tr>
-        <w:tc>
-          <w:tcPr>
-            <w:tcW w:w="1701" w:type="dxa"/>
-          </w:tcPr>
-          <w:p>
-            <w:r/>
-            <w:r>
-              <w:rPr>
-                <w:rFonts w:ascii="Calibri" w:hAnsi="Calibri"/>
-                <w:b w:val="0"/>
-                <w:color w:val="000000"/>
-                <w:sz w:val="18"/>
-              </w:rPr>
-              <w:t>≥ 3</w:t>
-            </w:r>
-          </w:p>
-        </w:tc>
-        <w:tc>
-          <w:tcPr>
-            <w:tcW w:w="2268" w:type="dxa"/>
-          </w:tcPr>
-          <w:p>
-            <w:pPr>
-              <w:jc w:val="right"/>
-            </w:pPr>
-            <w:r/>
-            <w:r>
-              <w:rPr>
-                <w:rFonts w:ascii="Calibri" w:hAnsi="Calibri"/>
-                <w:b w:val="0"/>
-                <w:color w:val="000000"/>
-                <w:sz w:val="18"/>
-              </w:rPr>
-              <w:t>622</w:t>
-            </w:r>
-          </w:p>
-        </w:tc>
-        <w:tc>
-          <w:tcPr>
-            <w:tcW w:w="2268" w:type="dxa"/>
-          </w:tcPr>
-          <w:p>
-            <w:pPr>
-              <w:jc w:val="right"/>
-            </w:pPr>
-            <w:r/>
-            <w:r>
-              <w:rPr>
-                <w:rFonts w:ascii="Calibri" w:hAnsi="Calibri"/>
-                <w:b w:val="0"/>
-                <w:color w:val="000000"/>
-                <w:sz w:val="18"/>
-              </w:rPr>
-              <w:t>14,15%</w:t>
-            </w:r>
-          </w:p>
-        </w:tc>
-      </w:tr>
-      <w:tr>
-        <w:tc>
-          <w:tcPr>
-            <w:tcW w:w="1701" w:type="dxa"/>
-            <w:shd w:fill="D6E4F0"/>
-          </w:tcPr>
-          <w:p>
-            <w:r/>
-            <w:r>
-              <w:rPr>
-                <w:rFonts w:ascii="Calibri" w:hAnsi="Calibri"/>
-                <w:b w:val="0"/>
-                <w:color w:val="000000"/>
-                <w:sz w:val="18"/>
-              </w:rPr>
-              <w:t>≥ 5</w:t>
-            </w:r>
-          </w:p>
-        </w:tc>
-        <w:tc>
-          <w:tcPr>
-            <w:tcW w:w="2268" w:type="dxa"/>
-            <w:shd w:fill="D6E4F0"/>
-          </w:tcPr>
-          <w:p>
-            <w:pPr>
-              <w:jc w:val="right"/>
-            </w:pPr>
-            <w:r/>
-            <w:r>
-              <w:rPr>
-                <w:rFonts w:ascii="Calibri" w:hAnsi="Calibri"/>
-                <w:b w:val="0"/>
-                <w:color w:val="000000"/>
-                <w:sz w:val="18"/>
-              </w:rPr>
-              <w:t>269</w:t>
-            </w:r>
-          </w:p>
-        </w:tc>
-        <w:tc>
-          <w:tcPr>
-            <w:tcW w:w="2268" w:type="dxa"/>
-            <w:shd w:fill="D6E4F0"/>
-          </w:tcPr>
-          <w:p>
-            <w:pPr>
-              <w:jc w:val="right"/>
-            </w:pPr>
-            <w:r/>
-            <w:r>
-              <w:rPr>
-                <w:rFonts w:ascii="Calibri" w:hAnsi="Calibri"/>
-                <w:b w:val="0"/>
-                <w:color w:val="000000"/>
-                <w:sz w:val="18"/>
-              </w:rPr>
-              <w:t>14,50%</w:t>
-            </w:r>
-          </w:p>
-        </w:tc>
-      </w:tr>
-      <w:tr>
-        <w:tc>
-          <w:tcPr>
-            <w:tcW w:w="1701" w:type="dxa"/>
-          </w:tcPr>
-          <w:p>
-            <w:r/>
-            <w:r>
-              <w:rPr>
-                <w:rFonts w:ascii="Calibri" w:hAnsi="Calibri"/>
-                <w:b w:val="0"/>
-                <w:color w:val="000000"/>
-                <w:sz w:val="18"/>
-              </w:rPr>
-              <w:t>≥ 10</w:t>
-            </w:r>
-          </w:p>
-        </w:tc>
-        <w:tc>
-          <w:tcPr>
-            <w:tcW w:w="2268" w:type="dxa"/>
-          </w:tcPr>
-          <w:p>
-            <w:pPr>
-              <w:jc w:val="right"/>
-            </w:pPr>
-            <w:r/>
-            <w:r>
-              <w:rPr>
-                <w:rFonts w:ascii="Calibri" w:hAnsi="Calibri"/>
-                <w:b w:val="0"/>
-                <w:color w:val="000000"/>
-                <w:sz w:val="18"/>
-              </w:rPr>
-              <w:t>24</w:t>
-            </w:r>
-          </w:p>
-        </w:tc>
-        <w:tc>
-          <w:tcPr>
-            <w:tcW w:w="2268" w:type="dxa"/>
-          </w:tcPr>
-          <w:p>
-            <w:pPr>
-              <w:jc w:val="right"/>
-            </w:pPr>
-            <w:r/>
-            <w:r>
-              <w:rPr>
-                <w:rFonts w:ascii="Calibri" w:hAnsi="Calibri"/>
-                <w:b w:val="0"/>
-                <w:color w:val="000000"/>
-                <w:sz w:val="18"/>
-              </w:rPr>
-              <w:t>37,50%</w:t>
-            </w:r>
-          </w:p>
-        </w:tc>
-      </w:tr>
-      <w:tr>
-        <w:tc>
-          <w:tcPr>
-            <w:tcW w:w="1701" w:type="dxa"/>
-            <w:shd w:fill="D6E4F0"/>
-          </w:tcPr>
-          <w:p>
-            <w:r/>
-            <w:r>
-              <w:rPr>
-                <w:rFonts w:ascii="Calibri" w:hAnsi="Calibri"/>
-                <w:b w:val="0"/>
-                <w:color w:val="000000"/>
-                <w:sz w:val="18"/>
-              </w:rPr>
-              <w:t>≥ 15</w:t>
-            </w:r>
-          </w:p>
-        </w:tc>
-        <w:tc>
-          <w:tcPr>
-            <w:tcW w:w="2268" w:type="dxa"/>
-            <w:shd w:fill="D6E4F0"/>
-          </w:tcPr>
-          <w:p>
-            <w:pPr>
-              <w:jc w:val="right"/>
-            </w:pPr>
-            <w:r/>
-            <w:r>
-              <w:rPr>
-                <w:rFonts w:ascii="Calibri" w:hAnsi="Calibri"/>
-                <w:b w:val="0"/>
-                <w:color w:val="000000"/>
-                <w:sz w:val="18"/>
-              </w:rPr>
-              <w:t>2</w:t>
-            </w:r>
-          </w:p>
-        </w:tc>
-        <w:tc>
-          <w:tcPr>
-            <w:tcW w:w="2268" w:type="dxa"/>
-            <w:shd w:fill="D6E4F0"/>
-          </w:tcPr>
-          <w:p>
-            <w:pPr>
-              <w:jc w:val="right"/>
-            </w:pPr>
-            <w:r/>
-            <w:r>
-              <w:rPr>
-                <w:rFonts w:ascii="Calibri" w:hAnsi="Calibri"/>
-                <w:b w:val="0"/>
-                <w:color w:val="000000"/>
-                <w:sz w:val="18"/>
-              </w:rPr>
-              <w:t>100,00%</w:t>
-            </w:r>
-          </w:p>
-        </w:tc>
-      </w:tr>
-    </w:tbl>
-    <w:p/>
-    <w:p>
-      <w:r>
-        <w:rPr>
-          <w:color w:val="000000"/>
-        </w:rPr>
-        <w:t>В сегментах МкБ и ККБ наблюдается чёткая монотонная зависимость: чем больше уникальных ФП у компании, тем выше вероятность дефолта. В МкБ вероятность возрастает с 3,37% (все компании) до 10% (≥15 ФП). В ККБ эффект ещё более выраженный: с 11,91% до 37,5% при ≥10 ФП и до 100% при ≥15 ФП (хотя при малом числе компаний статистическая надёжность снижается).</w:t>
-      </w:r>
-    </w:p>
-    <w:p>
-      <w:r>
-        <w:rPr>
-          <w:color w:val="000000"/>
-        </w:rPr>
-        <w:t>В МСБ зависимость немонотонна: вероятность дефолта остаётся относительно стабильной (4,25–4,89%) при порогах от 1 до 10 ФП, снижается до 3,85% при ≥15, но резко возрастает до 11,76% при ≥20. Это может объясняться особенностями структуры факторов в данном сегменте или малым размером выборки на крайних порогах.</w:t>
-      </w:r>
-    </w:p>
-    <w:p>
-      <w:r>
-        <w:rPr>
-          <w:color w:val="000000"/>
-        </w:rPr>
-        <w:t>Сегмент ККБ демонстрирует наиболее выраженный пороговый эффект: накопление ФП-предикторов является сильным сигналом приближающегося дефолта.</w:t>
+        <w:t>Медианное значение составляет 488 дней (~16 месяцев) по всей выборке, что подтверждает: ФП появляются задолго до наступления дефолта. Сегмент ККБ демонстрирует наибольшую медиану — 609 дней (~20 месяцев), то есть крупные корпоративные клиенты накапливают факторы проблемности в течение длительного периода перед дефолтом. МкБ имеет наименьшее среднее (418 дней) — микробизнес реагирует быстрее. Разброс значений значительный (от 1 до 1 054 дней), что отражает разнородность процессов деградации кредитного качества.</w:t>
       </w:r>
     </w:p>
     <w:sectPr>

--- a/report_default_logic.docx
+++ b/report_default_logic.docx
@@ -32936,6 +32936,102 @@
           <w:sz w:val="20"/>
         </w:rPr>
         <w:t>Анализ времени между каждым ФП и дефолтом позволяет классифицировать факторы на «поздние» (появляющиеся за 1–3 месяца до дефолта) и «ранние» (за 8–24 месяца). В МкБ поздними сигналами являются 15.1 и 16.2, в МСБ — 16.3, в ККБ — 34. Ранние индикаторы (28.9, 26.1.1, семейство 29) фиксируются задолго до дефолта и могут использоваться для проактивного мониторинга. Данная классификация позволяет выстроить многоуровневую систему предупреждения: ранние факторы — для постановки на наблюдение, поздние — для эскалации и оперативных мер.</w:t>
+      </w:r>
+    </w:p>
+    <w:p>
+      <w:r>
+        <w:br w:type="page"/>
+      </w:r>
+    </w:p>
+    <w:p>
+      <w:pPr>
+        <w:pStyle w:val="Heading1"/>
+      </w:pPr>
+      <w:r>
+        <w:rPr>
+          <w:color w:val="000000"/>
+        </w:rPr>
+        <w:t>Заключение</w:t>
+      </w:r>
+    </w:p>
+    <w:p>
+      <w:r>
+        <w:rPr>
+          <w:color w:val="000000"/>
+        </w:rPr>
+        <w:t>По результатам исследовательского анализа логики определения дефолтности на основе данных CRM за период 2023–2025 сформулированы следующие ключевые выводы:</w:t>
+      </w:r>
+    </w:p>
+    <w:p>
+      <w:pPr>
+        <w:pStyle w:val="ListBullet"/>
+      </w:pPr>
+      <w:r>
+        <w:t>Исходная выгрузка CRM (1 586 608 записей) после трёхэтапной подготовки (фильтрация источников → дедупликация → нормализация ИНН) сведена до 106 160 уникальных записей по 9 919 компаниям. Высокий процент удалённых дубликатов (свыше 90%) является штатным и обусловлен структурой хранения данных в CRM.</w:t>
+      </w:r>
+    </w:p>
+    <w:p>
+      <w:pPr>
+        <w:pStyle w:val="ListBullet"/>
+      </w:pPr>
+      <w:r>
+        <w:t>Логика дефолта основана на сегментно-специфичных наборах определяющих факторов: МкБ — 5 факторов, МСБ — 4, ККБ — 7. Для МкБ и МСБ все факторы присутствуют в данных; для ККБ 4 из 7 факторов отсутствуют, что сужает критерии дефолта до трёх факторов (13, 13.1, 15.2.1) и может приводить к занижению реального числа дефолтов в этом сегменте.</w:t>
+      </w:r>
+    </w:p>
+    <w:p>
+      <w:pPr>
+        <w:pStyle w:val="ListBullet"/>
+      </w:pPr>
+      <w:r>
+        <w:t>Всего выявлено 539 дефолтных компаний (5,43% от выборки). Вероятность дефолта существенно различается: ККБ (14,13%) в 3,6 раза выше МкБ (3,97%). Фактор 13 (ФП) является основным триггером дефолта во всех сегментах (54–77% дефолтов). В МкБ значительна роль СФП (41,6%), тогда как в ККБ дефолты определяются практически исключительно ФП.</w:t>
+      </w:r>
+    </w:p>
+    <w:p>
+      <w:pPr>
+        <w:pStyle w:val="ListBullet"/>
+      </w:pPr>
+      <w:r>
+        <w:t>Оптимальное окно наблюдений — 3 месяца (потеря 7% дефолтов). Итоговый датасет содержит 9 836 компаний и 272 уникальных ФП. Из 500 дефолтных компаний 44 (8,8%) являются «внезапными» — у них отсутствуют наблюдаемые ФП до момента дефолта. Оставшиеся 456 дефолтных компаний обеспечивают достаточный объём для статистически значимого анализа.</w:t>
+      </w:r>
+    </w:p>
+    <w:p>
+      <w:pPr>
+        <w:pStyle w:val="ListBullet"/>
+      </w:pPr>
+      <w:r>
+        <w:t>Дефолтные компании имеют систематически больше уникальных ФП, чем недефолтные. Распределение дефолтов по времени крайне неравномерно: около 60% приходится на период с августа 2024 по январь 2025 года, что может быть связано как с макроэкономическими факторами, так и с процедурными причинами.</w:t>
+      </w:r>
+    </w:p>
+    <w:p>
+      <w:pPr>
+        <w:pStyle w:val="ListBullet"/>
+      </w:pPr>
+      <w:r>
+        <w:t>Корреляции между ФП умеренные (|r| &lt; 0,5) и обусловлены преимущественно принадлежностью к одному семейству факторов. Критических проблем мультиколлинеарности не обнаружено — факторы могут использоваться совместно в предиктивных моделях.</w:t>
+      </w:r>
+    </w:p>
+    <w:p>
+      <w:pPr>
+        <w:pStyle w:val="ListBullet"/>
+      </w:pPr>
+      <w:r>
+        <w:t>Наиболее значимые одиночные ФП-предикторы (по Lift): семейство 15.1 (Lift 3,0–3,3) в МкБ, 13.1 (Lift 5,2) в МСБ, 29.13.11 и 34 (Lift 4,7–6,0) в ККБ. Комбинации ФП многократно усиливают предсказательную силу: Lift пар и троек в 2–3 раза превышает Lift одиночных факторов. В ККБ комбинации достигают вероятности дефолта 60–70%.</w:t>
+      </w:r>
+    </w:p>
+    <w:p>
+      <w:pPr>
+        <w:pStyle w:val="ListBullet"/>
+      </w:pPr>
+      <w:r>
+        <w:t>Анализ времени от появления ФП до дефолта позволяет классифицировать факторы на «поздние» (1–3 месяца: 15.1 в МкБ, 16.3 в МСБ, 34 в ККБ) и «ранние» (8–24 месяца: 28.9, 26.1.1, семейство 29). Данная классификация является основой для построения многоуровневой системы раннего предупреждения: ранние факторы — для постановки на наблюдение, поздние — для эскалации.</w:t>
+      </w:r>
+    </w:p>
+    <w:p>
+      <w:r>
+        <w:rPr>
+          <w:color w:val="000000"/>
+        </w:rPr>
+        <w:t>Полученные результаты подтверждают целесообразность посегментного подхода к мониторингу кредитного качества и предоставляют количественную основу для настройки системы раннего выявления дефолтов.</w:t>
       </w:r>
     </w:p>
     <w:sectPr>
